--- a/asset/desa/SKTM Sekolah New.docx
+++ b/asset/desa/SKTM Sekolah New.docx
@@ -20,7 +20,7 @@
           <w:szCs w:val="28"/>
           <w:lang w:val="en-ID" w:eastAsia="en-ID"/>
         </w:rPr>
-        <w:pict>
+        <w:pict w14:anchorId="0231E3C2">
           <v:shapetype id="_x0000_t75" coordsize="21600,21600" o:spt="75" o:preferrelative="t" path="m@4@5l@4@11@9@11@9@5xe" filled="f" stroked="f">
             <v:stroke joinstyle="miter"/>
             <v:formulas>
@@ -214,67 +214,35 @@
           <w:szCs w:val="22"/>
         </w:rPr>
       </w:pPr>
-      <w:proofErr w:type="spellStart"/>
-      <w:r>
-        <w:rPr>
-          <w:rFonts w:ascii="Bookman Old Style" w:hAnsi="Bookman Old Style" w:cs="Arial"/>
-          <w:b/>
-          <w:color w:val="000000"/>
-          <w:sz w:val="22"/>
-          <w:szCs w:val="22"/>
-        </w:rPr>
-        <w:t>Nomor</w:t>
-      </w:r>
-      <w:proofErr w:type="spellEnd"/>
-      <w:r>
-        <w:rPr>
-          <w:rFonts w:ascii="Bookman Old Style" w:hAnsi="Bookman Old Style" w:cs="Arial"/>
-          <w:b/>
-          <w:color w:val="000000"/>
-          <w:sz w:val="22"/>
-          <w:szCs w:val="22"/>
-        </w:rPr>
-        <w:t xml:space="preserve">: </w:t>
-      </w:r>
-      <w:r>
-        <w:rPr>
-          <w:rFonts w:ascii="Bookman Old Style" w:hAnsi="Bookman Old Style" w:cs="Arial"/>
-          <w:b/>
-          <w:color w:val="000000"/>
-          <w:sz w:val="22"/>
-          <w:szCs w:val="22"/>
-        </w:rPr>
-        <w:t>100.2.3.</w:t>
-      </w:r>
-      <w:r>
-        <w:rPr>
-          <w:rFonts w:ascii="Bookman Old Style" w:hAnsi="Bookman Old Style" w:cs="Arial"/>
-          <w:b/>
-          <w:color w:val="000000"/>
-          <w:sz w:val="22"/>
-          <w:szCs w:val="22"/>
-        </w:rPr>
-        <w:t>2</w:t>
-      </w:r>
-      <w:r>
-        <w:rPr>
-          <w:rFonts w:ascii="Bookman Old Style" w:hAnsi="Bookman Old Style" w:cs="Arial"/>
-          <w:b/>
-          <w:color w:val="000000"/>
-          <w:sz w:val="22"/>
-          <w:szCs w:val="22"/>
-        </w:rPr>
-        <w:t xml:space="preserve"> /      / </w:t>
-      </w:r>
-      <w:r>
-        <w:rPr>
-          <w:rFonts w:ascii="Bookman Old Style" w:hAnsi="Bookman Old Style" w:cs="Arial"/>
-          <w:b/>
-          <w:color w:val="000000"/>
-          <w:sz w:val="22"/>
-          <w:szCs w:val="22"/>
-        </w:rPr>
-        <w:t>V</w:t>
+      <w:r>
+        <w:rPr>
+          <w:rFonts w:ascii="Bookman Old Style" w:hAnsi="Bookman Old Style" w:cs="Arial"/>
+          <w:b/>
+          <w:color w:val="000000"/>
+          <w:sz w:val="22"/>
+          <w:szCs w:val="22"/>
+        </w:rPr>
+        <w:t xml:space="preserve">Nomor: </w:t>
+      </w:r>
+      <w:r>
+        <w:rPr>
+          <w:rFonts w:ascii="Bookman Old Style" w:hAnsi="Bookman Old Style" w:cs="Arial"/>
+          <w:b/>
+          <w:color w:val="000000"/>
+          <w:sz w:val="22"/>
+          <w:szCs w:val="22"/>
+        </w:rPr>
+        <w:t>${NOMOR_SURAT}</w:t>
+      </w:r>
+      <w:r>
+        <w:rPr>
+          <w:rFonts w:ascii="Bookman Old Style" w:hAnsi="Bookman Old Style" w:cs="Arial"/>
+          <w:b/>
+          <w:color w:val="000000"/>
+          <w:sz w:val="22"/>
+          <w:szCs w:val="22"/>
+        </w:rPr>
+        <w:t> </w:t>
       </w:r>
       <w:r>
         <w:rPr>
@@ -294,17 +262,37 @@
           <w:sz w:val="22"/>
           <w:szCs w:val="22"/>
         </w:rPr>
-        <w:t>/ 202</w:t>
-      </w:r>
-      <w:r>
-        <w:rPr>
-          <w:rFonts w:ascii="Bookman Old Style" w:hAnsi="Bookman Old Style" w:cs="Arial"/>
-          <w:b/>
-          <w:color w:val="000000"/>
-          <w:sz w:val="22"/>
-          <w:szCs w:val="22"/>
-        </w:rPr>
-        <w:t>6</w:t>
+        <w:t> </w:t>
+      </w:r>
+      <w:r>
+        <w:rPr>
+          <w:rFonts w:ascii="Bookman Old Style" w:hAnsi="Bookman Old Style" w:cs="Arial"/>
+          <w:b/>
+          <w:color w:val="000000"/>
+          <w:sz w:val="22"/>
+          <w:szCs w:val="22"/>
+        </w:rPr>
+        <w:t xml:space="preserve"> </w:t>
+      </w:r>
+      <w:r>
+        <w:rPr>
+          <w:rFonts w:ascii="Bookman Old Style" w:hAnsi="Bookman Old Style" w:cs="Arial"/>
+          <w:b/>
+          <w:color w:val="000000"/>
+          <w:sz w:val="22"/>
+          <w:szCs w:val="22"/>
+        </w:rPr>
+        <w:t> </w:t>
+      </w:r>
+      <w:r>
+        <w:rPr>
+          <w:rFonts w:ascii="Bookman Old Style" w:hAnsi="Bookman Old Style" w:cs="Arial"/>
+          <w:b/>
+          <w:color w:val="000000"/>
+          <w:sz w:val="22"/>
+          <w:szCs w:val="22"/>
+        </w:rPr>
+        <w:t> </w:t>
       </w:r>
     </w:p>
     <w:p>
@@ -334,187 +322,7 @@
           <w:sz w:val="22"/>
           <w:szCs w:val="22"/>
         </w:rPr>
-        <w:t xml:space="preserve">Yang </w:t>
-      </w:r>
-      <w:proofErr w:type="spellStart"/>
-      <w:r>
-        <w:rPr>
-          <w:rFonts w:ascii="Bookman Old Style" w:hAnsi="Bookman Old Style" w:cs="Arial"/>
-          <w:sz w:val="22"/>
-          <w:szCs w:val="22"/>
-        </w:rPr>
-        <w:t>bertanda</w:t>
-      </w:r>
-      <w:proofErr w:type="spellEnd"/>
-      <w:r>
-        <w:rPr>
-          <w:rFonts w:ascii="Bookman Old Style" w:hAnsi="Bookman Old Style" w:cs="Arial"/>
-          <w:sz w:val="22"/>
-          <w:szCs w:val="22"/>
-        </w:rPr>
-        <w:t xml:space="preserve"> </w:t>
-      </w:r>
-      <w:proofErr w:type="spellStart"/>
-      <w:r>
-        <w:rPr>
-          <w:rFonts w:ascii="Bookman Old Style" w:hAnsi="Bookman Old Style" w:cs="Arial"/>
-          <w:sz w:val="22"/>
-          <w:szCs w:val="22"/>
-        </w:rPr>
-        <w:t>tangan</w:t>
-      </w:r>
-      <w:proofErr w:type="spellEnd"/>
-      <w:r>
-        <w:rPr>
-          <w:rFonts w:ascii="Bookman Old Style" w:hAnsi="Bookman Old Style" w:cs="Arial"/>
-          <w:sz w:val="22"/>
-          <w:szCs w:val="22"/>
-        </w:rPr>
-        <w:t xml:space="preserve"> </w:t>
-      </w:r>
-      <w:proofErr w:type="spellStart"/>
-      <w:r>
-        <w:rPr>
-          <w:rFonts w:ascii="Bookman Old Style" w:hAnsi="Bookman Old Style" w:cs="Arial"/>
-          <w:sz w:val="22"/>
-          <w:szCs w:val="22"/>
-        </w:rPr>
-        <w:t>dibawah</w:t>
-      </w:r>
-      <w:proofErr w:type="spellEnd"/>
-      <w:r>
-        <w:rPr>
-          <w:rFonts w:ascii="Bookman Old Style" w:hAnsi="Bookman Old Style" w:cs="Arial"/>
-          <w:sz w:val="22"/>
-          <w:szCs w:val="22"/>
-        </w:rPr>
-        <w:t xml:space="preserve"> </w:t>
-      </w:r>
-      <w:proofErr w:type="spellStart"/>
-      <w:r>
-        <w:rPr>
-          <w:rFonts w:ascii="Bookman Old Style" w:hAnsi="Bookman Old Style" w:cs="Arial"/>
-          <w:sz w:val="22"/>
-          <w:szCs w:val="22"/>
-        </w:rPr>
-        <w:t>ini</w:t>
-      </w:r>
-      <w:proofErr w:type="spellEnd"/>
-      <w:r>
-        <w:rPr>
-          <w:rFonts w:ascii="Bookman Old Style" w:hAnsi="Bookman Old Style" w:cs="Arial"/>
-          <w:sz w:val="22"/>
-          <w:szCs w:val="22"/>
-        </w:rPr>
-        <w:t xml:space="preserve">, </w:t>
-      </w:r>
-      <w:proofErr w:type="spellStart"/>
-      <w:r>
-        <w:rPr>
-          <w:rFonts w:ascii="Bookman Old Style" w:hAnsi="Bookman Old Style" w:cs="Arial"/>
-          <w:sz w:val="22"/>
-          <w:szCs w:val="22"/>
-        </w:rPr>
-        <w:t>Kepala</w:t>
-      </w:r>
-      <w:proofErr w:type="spellEnd"/>
-      <w:r>
-        <w:rPr>
-          <w:rFonts w:ascii="Bookman Old Style" w:hAnsi="Bookman Old Style" w:cs="Arial"/>
-          <w:sz w:val="22"/>
-          <w:szCs w:val="22"/>
-        </w:rPr>
-        <w:t xml:space="preserve"> Desa </w:t>
-      </w:r>
-      <w:proofErr w:type="spellStart"/>
-      <w:r>
-        <w:rPr>
-          <w:rFonts w:ascii="Bookman Old Style" w:hAnsi="Bookman Old Style" w:cs="Arial"/>
-          <w:sz w:val="22"/>
-          <w:szCs w:val="22"/>
-        </w:rPr>
-        <w:t>Caringin</w:t>
-      </w:r>
-      <w:proofErr w:type="spellEnd"/>
-      <w:r>
-        <w:rPr>
-          <w:rFonts w:ascii="Bookman Old Style" w:hAnsi="Bookman Old Style" w:cs="Arial"/>
-          <w:sz w:val="22"/>
-          <w:szCs w:val="22"/>
-        </w:rPr>
-        <w:t xml:space="preserve"> </w:t>
-      </w:r>
-      <w:proofErr w:type="spellStart"/>
-      <w:r>
-        <w:rPr>
-          <w:rFonts w:ascii="Bookman Old Style" w:hAnsi="Bookman Old Style" w:cs="Arial"/>
-          <w:sz w:val="22"/>
-          <w:szCs w:val="22"/>
-        </w:rPr>
-        <w:t>Kecamatan</w:t>
-      </w:r>
-      <w:proofErr w:type="spellEnd"/>
-      <w:r>
-        <w:rPr>
-          <w:rFonts w:ascii="Bookman Old Style" w:hAnsi="Bookman Old Style" w:cs="Arial"/>
-          <w:sz w:val="22"/>
-          <w:szCs w:val="22"/>
-        </w:rPr>
-        <w:t xml:space="preserve"> Gegerbitung </w:t>
-      </w:r>
-      <w:proofErr w:type="spellStart"/>
-      <w:r>
-        <w:rPr>
-          <w:rFonts w:ascii="Bookman Old Style" w:hAnsi="Bookman Old Style" w:cs="Arial"/>
-          <w:sz w:val="22"/>
-          <w:szCs w:val="22"/>
-        </w:rPr>
-        <w:t>Kabupaten</w:t>
-      </w:r>
-      <w:proofErr w:type="spellEnd"/>
-      <w:r>
-        <w:rPr>
-          <w:rFonts w:ascii="Bookman Old Style" w:hAnsi="Bookman Old Style" w:cs="Arial"/>
-          <w:sz w:val="22"/>
-          <w:szCs w:val="22"/>
-        </w:rPr>
-        <w:t xml:space="preserve"> Sukabumi, </w:t>
-      </w:r>
-      <w:proofErr w:type="spellStart"/>
-      <w:r>
-        <w:rPr>
-          <w:rFonts w:ascii="Bookman Old Style" w:hAnsi="Bookman Old Style" w:cs="Arial"/>
-          <w:sz w:val="22"/>
-          <w:szCs w:val="22"/>
-        </w:rPr>
-        <w:t>menerangkan</w:t>
-      </w:r>
-      <w:proofErr w:type="spellEnd"/>
-      <w:r>
-        <w:rPr>
-          <w:rFonts w:ascii="Bookman Old Style" w:hAnsi="Bookman Old Style" w:cs="Arial"/>
-          <w:sz w:val="22"/>
-          <w:szCs w:val="22"/>
-        </w:rPr>
-        <w:t xml:space="preserve"> </w:t>
-      </w:r>
-      <w:proofErr w:type="spellStart"/>
-      <w:r>
-        <w:rPr>
-          <w:rFonts w:ascii="Bookman Old Style" w:hAnsi="Bookman Old Style" w:cs="Arial"/>
-          <w:sz w:val="22"/>
-          <w:szCs w:val="22"/>
-        </w:rPr>
-        <w:t>bahwa</w:t>
-      </w:r>
-      <w:proofErr w:type="spellEnd"/>
-      <w:r>
-        <w:rPr>
-          <w:rFonts w:ascii="Bookman Old Style" w:hAnsi="Bookman Old Style" w:cs="Arial"/>
-          <w:sz w:val="22"/>
-          <w:szCs w:val="22"/>
-        </w:rPr>
-        <w:t>;</w:t>
+        <w:t>Yang bertanda tangan dibawah ini, Kepala Desa Caringin Kecamatan Gegerbitung Kabupaten Sukabumi, menerangkan bahwa;</w:t>
       </w:r>
     </w:p>
     <w:p>
@@ -580,7 +388,7 @@
           <w:sz w:val="22"/>
           <w:szCs w:val="22"/>
         </w:rPr>
-        <w:t>RAYHAN KAHFI FADILLAH</w:t>
+        <w:t>${NAMA_LENGKAP}</w:t>
       </w:r>
     </w:p>
     <w:p>
@@ -624,25 +432,17 @@
           <w:lang w:val="sv-SE"/>
         </w:rPr>
         <w:tab/>
-        <w:t>:  320240</w:t>
-      </w:r>
-      <w:r>
-        <w:rPr>
-          <w:rFonts w:ascii="Bookman Old Style" w:hAnsi="Bookman Old Style" w:cs="Arial"/>
-          <w:color w:val="000000"/>
-          <w:sz w:val="22"/>
-          <w:szCs w:val="22"/>
-        </w:rPr>
-        <w:t>090807</w:t>
-      </w:r>
-      <w:r>
-        <w:rPr>
-          <w:rFonts w:ascii="Bookman Old Style" w:hAnsi="Bookman Old Style" w:cs="Arial"/>
-          <w:color w:val="000000"/>
-          <w:sz w:val="22"/>
-          <w:szCs w:val="22"/>
-        </w:rPr>
-        <w:t>2605</w:t>
+        <w:t xml:space="preserve">:  </w:t>
+      </w:r>
+      <w:r>
+        <w:rPr>
+          <w:rFonts w:ascii="Bookman Old Style" w:hAnsi="Bookman Old Style" w:cs="Arial"/>
+          <w:color w:val="000000"/>
+          <w:sz w:val="22"/>
+          <w:szCs w:val="22"/>
+          <w:lang w:val="sv-SE"/>
+        </w:rPr>
+        <w:t>${NO_KK}</w:t>
       </w:r>
     </w:p>
     <w:p>
@@ -696,17 +496,17 @@
           <w:lang w:val="sv-SE"/>
         </w:rPr>
         <w:tab/>
-        <w:t>:  3</w:t>
-      </w:r>
-      <w:r>
-        <w:rPr>
-          <w:rFonts w:ascii="Bookman Old Style" w:hAnsi="Bookman Old Style" w:cs="Arial"/>
-          <w:color w:val="000000"/>
-          <w:sz w:val="22"/>
-          <w:szCs w:val="22"/>
-          <w:lang w:val="sv-SE"/>
-        </w:rPr>
-        <w:t>671072409090009</w:t>
+        <w:t xml:space="preserve">:  </w:t>
+      </w:r>
+      <w:r>
+        <w:rPr>
+          <w:rFonts w:ascii="Bookman Old Style" w:hAnsi="Bookman Old Style" w:cs="Arial"/>
+          <w:color w:val="000000"/>
+          <w:sz w:val="22"/>
+          <w:szCs w:val="22"/>
+          <w:lang w:val="sv-SE"/>
+        </w:rPr>
+        <w:t>${NIK}</w:t>
       </w:r>
     </w:p>
     <w:p>
@@ -750,16 +550,17 @@
           <w:lang w:val="sv-SE"/>
         </w:rPr>
         <w:tab/>
-        <w:t xml:space="preserve">:  Sukabumi, </w:t>
-      </w:r>
-      <w:r>
-        <w:rPr>
-          <w:rFonts w:ascii="Bookman Old Style" w:hAnsi="Bookman Old Style" w:cs="Arial"/>
-          <w:color w:val="000000"/>
-          <w:sz w:val="22"/>
-          <w:szCs w:val="22"/>
-        </w:rPr>
-        <w:t>24 September 2009</w:t>
+        <w:t xml:space="preserve">:  </w:t>
+      </w:r>
+      <w:r>
+        <w:rPr>
+          <w:rFonts w:ascii="Bookman Old Style" w:hAnsi="Bookman Old Style" w:cs="Arial"/>
+          <w:color w:val="000000"/>
+          <w:sz w:val="22"/>
+          <w:szCs w:val="22"/>
+          <w:lang w:val="sv-SE"/>
+        </w:rPr>
+        <w:t>${TTL}</w:t>
       </w:r>
     </w:p>
     <w:p>
@@ -822,7 +623,7 @@
           <w:sz w:val="22"/>
           <w:szCs w:val="22"/>
         </w:rPr>
-        <w:t>Laki- Laki</w:t>
+        <w:t>${JENIS_KELAMIN}</w:t>
       </w:r>
     </w:p>
     <w:p>
@@ -874,27 +675,7 @@
           <w:szCs w:val="22"/>
         </w:rPr>
         <w:tab/>
-        <w:t xml:space="preserve">:  </w:t>
-      </w:r>
-      <w:proofErr w:type="spellStart"/>
-      <w:r>
-        <w:rPr>
-          <w:rFonts w:ascii="Bookman Old Style" w:hAnsi="Bookman Old Style" w:cs="Arial"/>
-          <w:color w:val="000000"/>
-          <w:sz w:val="22"/>
-          <w:szCs w:val="22"/>
-        </w:rPr>
-        <w:t>Kp</w:t>
-      </w:r>
-      <w:proofErr w:type="spellEnd"/>
-      <w:r>
-        <w:rPr>
-          <w:rFonts w:ascii="Bookman Old Style" w:hAnsi="Bookman Old Style" w:cs="Arial"/>
-          <w:color w:val="000000"/>
-          <w:sz w:val="22"/>
-          <w:szCs w:val="22"/>
-        </w:rPr>
-        <w:t>.</w:t>
+        <w:t>: ${ALAMAT_LENGKAP}</w:t>
       </w:r>
       <w:r>
         <w:rPr>
@@ -905,17 +686,6 @@
         </w:rPr>
         <w:t xml:space="preserve"> </w:t>
       </w:r>
-      <w:proofErr w:type="spellStart"/>
-      <w:r>
-        <w:rPr>
-          <w:rFonts w:ascii="Bookman Old Style" w:hAnsi="Bookman Old Style" w:cs="Arial"/>
-          <w:color w:val="000000"/>
-          <w:sz w:val="22"/>
-          <w:szCs w:val="22"/>
-        </w:rPr>
-        <w:t>Caringin</w:t>
-      </w:r>
-      <w:proofErr w:type="spellEnd"/>
       <w:r>
         <w:rPr>
           <w:rFonts w:ascii="Bookman Old Style" w:hAnsi="Bookman Old Style" w:cs="Arial"/>
@@ -932,64 +702,53 @@
           <w:sz w:val="22"/>
           <w:szCs w:val="22"/>
         </w:rPr>
-        <w:t xml:space="preserve"> Rt 0</w:t>
-      </w:r>
-      <w:r>
-        <w:rPr>
-          <w:rFonts w:ascii="Bookman Old Style" w:hAnsi="Bookman Old Style" w:cs="Arial"/>
-          <w:color w:val="000000"/>
-          <w:sz w:val="22"/>
-          <w:szCs w:val="22"/>
-        </w:rPr>
-        <w:t>2</w:t>
-      </w:r>
-      <w:r>
-        <w:rPr>
-          <w:rFonts w:ascii="Bookman Old Style" w:hAnsi="Bookman Old Style" w:cs="Arial"/>
-          <w:color w:val="000000"/>
-          <w:sz w:val="22"/>
-          <w:szCs w:val="22"/>
-        </w:rPr>
-        <w:t>1</w:t>
-      </w:r>
-      <w:r>
-        <w:rPr>
-          <w:rFonts w:ascii="Bookman Old Style" w:hAnsi="Bookman Old Style" w:cs="Arial"/>
-          <w:color w:val="000000"/>
-          <w:sz w:val="22"/>
-          <w:szCs w:val="22"/>
-        </w:rPr>
-        <w:t xml:space="preserve">  RW 00</w:t>
-      </w:r>
-      <w:r>
-        <w:rPr>
-          <w:rFonts w:ascii="Bookman Old Style" w:hAnsi="Bookman Old Style" w:cs="Arial"/>
-          <w:color w:val="000000"/>
-          <w:sz w:val="22"/>
-          <w:szCs w:val="22"/>
-        </w:rPr>
-        <w:t>6</w:t>
-      </w:r>
-      <w:r>
-        <w:rPr>
-          <w:rFonts w:ascii="Bookman Old Style" w:hAnsi="Bookman Old Style" w:cs="Arial"/>
-          <w:color w:val="000000"/>
-          <w:sz w:val="22"/>
-          <w:szCs w:val="22"/>
-        </w:rPr>
-        <w:t xml:space="preserve"> Desa </w:t>
-      </w:r>
-      <w:proofErr w:type="spellStart"/>
-      <w:r>
-        <w:rPr>
-          <w:rFonts w:ascii="Bookman Old Style" w:hAnsi="Bookman Old Style" w:cs="Arial"/>
-          <w:color w:val="000000"/>
-          <w:sz w:val="22"/>
-          <w:szCs w:val="22"/>
-        </w:rPr>
-        <w:t>Caringin</w:t>
-      </w:r>
-      <w:proofErr w:type="spellEnd"/>
+        <w:t xml:space="preserve"> </w:t>
+      </w:r>
+      <w:r>
+        <w:rPr>
+          <w:rFonts w:ascii="Bookman Old Style" w:hAnsi="Bookman Old Style" w:cs="Arial"/>
+          <w:color w:val="000000"/>
+          <w:sz w:val="22"/>
+          <w:szCs w:val="22"/>
+        </w:rPr>
+        <w:t> </w:t>
+      </w:r>
+      <w:r>
+        <w:rPr>
+          <w:rFonts w:ascii="Bookman Old Style" w:hAnsi="Bookman Old Style" w:cs="Arial"/>
+          <w:color w:val="000000"/>
+          <w:sz w:val="22"/>
+          <w:szCs w:val="22"/>
+        </w:rPr>
+        <w:t> </w:t>
+      </w:r>
+      <w:r>
+        <w:rPr>
+          <w:rFonts w:ascii="Bookman Old Style" w:hAnsi="Bookman Old Style" w:cs="Arial"/>
+          <w:color w:val="000000"/>
+          <w:sz w:val="22"/>
+          <w:szCs w:val="22"/>
+        </w:rPr>
+        <w:t xml:space="preserve"> </w:t>
+      </w:r>
+      <w:r>
+        <w:rPr>
+          <w:rFonts w:ascii="Bookman Old Style" w:hAnsi="Bookman Old Style" w:cs="Arial"/>
+          <w:color w:val="000000"/>
+          <w:sz w:val="22"/>
+          <w:szCs w:val="22"/>
+        </w:rPr>
+        <w:t> </w:t>
+      </w:r>
+      <w:r>
+        <w:rPr>
+          <w:rFonts w:ascii="Bookman Old Style" w:hAnsi="Bookman Old Style" w:cs="Arial"/>
+          <w:color w:val="000000"/>
+          <w:sz w:val="22"/>
+          <w:szCs w:val="22"/>
+        </w:rPr>
+        <w:t xml:space="preserve"> </w:t>
+      </w:r>
     </w:p>
     <w:p>
       <w:pPr>
@@ -1014,27 +773,27 @@
           <w:szCs w:val="22"/>
         </w:rPr>
         <w:tab/>
-        <w:t xml:space="preserve">          </w:t>
-      </w:r>
-      <w:r>
-        <w:rPr>
-          <w:rFonts w:ascii="Bookman Old Style" w:hAnsi="Bookman Old Style" w:cs="Arial"/>
-          <w:color w:val="000000"/>
-          <w:sz w:val="22"/>
-          <w:szCs w:val="22"/>
-        </w:rPr>
-        <w:tab/>
-        <w:t xml:space="preserve">  </w:t>
-      </w:r>
-      <w:r>
-        <w:rPr>
-          <w:rFonts w:ascii="Bookman Old Style" w:hAnsi="Bookman Old Style" w:cs="Arial"/>
-          <w:color w:val="000000"/>
-          <w:sz w:val="22"/>
-          <w:szCs w:val="22"/>
-          <w:lang w:val="sv-SE"/>
-        </w:rPr>
-        <w:t>Kecamatan Gegerbitung Kabupaten Sukabumi</w:t>
+        <w:t xml:space="preserve"> </w:t>
+      </w:r>
+      <w:r>
+        <w:rPr>
+          <w:rFonts w:ascii="Bookman Old Style" w:hAnsi="Bookman Old Style" w:cs="Arial"/>
+          <w:color w:val="000000"/>
+          <w:sz w:val="22"/>
+          <w:szCs w:val="22"/>
+        </w:rPr>
+        <w:tab/>
+        <w:t xml:space="preserve"> </w:t>
+      </w:r>
+      <w:r>
+        <w:rPr>
+          <w:rFonts w:ascii="Bookman Old Style" w:hAnsi="Bookman Old Style" w:cs="Arial"/>
+          <w:color w:val="000000"/>
+          <w:sz w:val="22"/>
+          <w:szCs w:val="22"/>
+          <w:lang w:val="sv-SE"/>
+        </w:rPr>
+        <w:t> </w:t>
       </w:r>
     </w:p>
     <w:p>
@@ -1082,7 +841,7 @@
           <w:szCs w:val="22"/>
           <w:lang w:val="sv-SE"/>
         </w:rPr>
-        <w:t xml:space="preserve">SMP NEGERI  CIREUNGHAS </w:t>
+        <w:t xml:space="preserve">${ASAL_SEKOLAH}</w:t>
       </w:r>
     </w:p>
     <w:p>
@@ -1135,59 +894,7 @@
           <w:sz w:val="22"/>
           <w:szCs w:val="22"/>
         </w:rPr>
-        <w:t xml:space="preserve">Benar Anak </w:t>
-      </w:r>
-      <w:proofErr w:type="spellStart"/>
-      <w:r>
-        <w:rPr>
-          <w:rFonts w:ascii="Bookman Old Style" w:hAnsi="Bookman Old Style" w:cs="Arial"/>
-          <w:b/>
-          <w:i/>
-          <w:iCs/>
-          <w:color w:val="000000"/>
-          <w:sz w:val="22"/>
-          <w:szCs w:val="22"/>
-        </w:rPr>
-        <w:t>Kandung</w:t>
-      </w:r>
-      <w:proofErr w:type="spellEnd"/>
-      <w:r>
-        <w:rPr>
-          <w:rFonts w:ascii="Bookman Old Style" w:hAnsi="Bookman Old Style" w:cs="Arial"/>
-          <w:b/>
-          <w:i/>
-          <w:iCs/>
-          <w:color w:val="000000"/>
-          <w:sz w:val="22"/>
-          <w:szCs w:val="22"/>
-        </w:rPr>
-        <w:t xml:space="preserve">  </w:t>
-      </w:r>
-      <w:proofErr w:type="spellStart"/>
-      <w:r>
-        <w:rPr>
-          <w:rFonts w:ascii="Bookman Old Style" w:hAnsi="Bookman Old Style" w:cs="Arial"/>
-          <w:b/>
-          <w:i/>
-          <w:iCs/>
-          <w:color w:val="000000"/>
-          <w:sz w:val="22"/>
-          <w:szCs w:val="22"/>
-        </w:rPr>
-        <w:t>dari</w:t>
-      </w:r>
-      <w:proofErr w:type="spellEnd"/>
-      <w:r>
-        <w:rPr>
-          <w:rFonts w:ascii="Bookman Old Style" w:hAnsi="Bookman Old Style" w:cs="Arial"/>
-          <w:b/>
-          <w:i/>
-          <w:iCs/>
-          <w:color w:val="000000"/>
-          <w:sz w:val="22"/>
-          <w:szCs w:val="22"/>
-        </w:rPr>
-        <w:t xml:space="preserve"> </w:t>
+        <w:t xml:space="preserve">Benar Anak Kandung  dari </w:t>
       </w:r>
       <w:r>
         <w:rPr>
@@ -1277,7 +984,7 @@
           <w:sz w:val="22"/>
           <w:szCs w:val="22"/>
         </w:rPr>
-        <w:t xml:space="preserve">ARIP KURNIA </w:t>
+        <w:t xml:space="preserve">${NAMA_ORTU}</w:t>
       </w:r>
       <w:r>
         <w:rPr>
@@ -1340,16 +1047,7 @@
           <w:szCs w:val="22"/>
           <w:lang w:val="sv-SE"/>
         </w:rPr>
-        <w:t>320240</w:t>
-      </w:r>
-      <w:r>
-        <w:rPr>
-          <w:rFonts w:ascii="Bookman Old Style" w:hAnsi="Bookman Old Style" w:cs="Arial"/>
-          <w:color w:val="000000"/>
-          <w:sz w:val="22"/>
-          <w:szCs w:val="22"/>
-        </w:rPr>
-        <w:t>0908072605</w:t>
+        <w:t>${NO_KK_ORTU}</w:t>
       </w:r>
     </w:p>
     <w:p>
@@ -1393,27 +1091,27 @@
           <w:lang w:val="sv-SE"/>
         </w:rPr>
         <w:tab/>
-        <w:t>:  32</w:t>
-      </w:r>
-      <w:r>
-        <w:rPr>
-          <w:rFonts w:ascii="Bookman Old Style" w:hAnsi="Bookman Old Style" w:cs="Arial"/>
-          <w:color w:val="000000"/>
-          <w:sz w:val="22"/>
-          <w:szCs w:val="22"/>
-          <w:lang w:val="sv-SE"/>
-        </w:rPr>
-        <w:t>0240</w:t>
-      </w:r>
-      <w:r>
-        <w:rPr>
-          <w:rFonts w:ascii="Bookman Old Style" w:hAnsi="Bookman Old Style" w:cs="Arial"/>
-          <w:color w:val="000000"/>
-          <w:sz w:val="22"/>
-          <w:szCs w:val="22"/>
-          <w:lang w:val="sv-SE"/>
-        </w:rPr>
-        <w:t>1904790001</w:t>
+        <w:t>:  </w:t>
+      </w:r>
+      <w:r>
+        <w:rPr>
+          <w:rFonts w:ascii="Bookman Old Style" w:hAnsi="Bookman Old Style" w:cs="Arial"/>
+          <w:color w:val="000000"/>
+          <w:sz w:val="22"/>
+          <w:szCs w:val="22"/>
+          <w:lang w:val="sv-SE"/>
+        </w:rPr>
+        <w:t>${NIK_ORTU}</w:t>
+      </w:r>
+      <w:r>
+        <w:rPr>
+          <w:rFonts w:ascii="Bookman Old Style" w:hAnsi="Bookman Old Style" w:cs="Arial"/>
+          <w:color w:val="000000"/>
+          <w:sz w:val="22"/>
+          <w:szCs w:val="22"/>
+          <w:lang w:val="sv-SE"/>
+        </w:rPr>
+        <w:t> </w:t>
       </w:r>
     </w:p>
     <w:p>
@@ -1457,17 +1155,17 @@
           <w:lang w:val="sv-SE"/>
         </w:rPr>
         <w:tab/>
-        <w:t>:  Sukabumi</w:t>
-      </w:r>
-      <w:r>
-        <w:rPr>
-          <w:rFonts w:ascii="Bookman Old Style" w:hAnsi="Bookman Old Style" w:cs="Arial"/>
-          <w:color w:val="000000"/>
-          <w:sz w:val="22"/>
-          <w:szCs w:val="22"/>
-          <w:lang w:val="sv-SE"/>
-        </w:rPr>
-        <w:t>,19 April 1979</w:t>
+        <w:t>:  </w:t>
+      </w:r>
+      <w:r>
+        <w:rPr>
+          <w:rFonts w:ascii="Bookman Old Style" w:hAnsi="Bookman Old Style" w:cs="Arial"/>
+          <w:color w:val="000000"/>
+          <w:sz w:val="22"/>
+          <w:szCs w:val="22"/>
+          <w:lang w:val="sv-SE"/>
+        </w:rPr>
+        <w:t>${TTL_ORTU}</w:t>
       </w:r>
     </w:p>
     <w:p>
@@ -1522,7 +1220,7 @@
           <w:szCs w:val="22"/>
           <w:lang w:val="sv-SE"/>
         </w:rPr>
-        <w:t xml:space="preserve">Laki- Laki </w:t>
+        <w:t xml:space="preserve">${JENIS_KELAMIN_ORTU}</w:t>
       </w:r>
     </w:p>
     <w:p>
@@ -1550,25 +1248,14 @@
         </w:rPr>
         <w:t xml:space="preserve">                    A</w:t>
       </w:r>
-      <w:proofErr w:type="spellStart"/>
-      <w:r>
-        <w:rPr>
-          <w:rFonts w:ascii="Bookman Old Style" w:hAnsi="Bookman Old Style" w:cs="Arial"/>
-          <w:color w:val="000000"/>
-          <w:sz w:val="22"/>
-          <w:szCs w:val="22"/>
-        </w:rPr>
-        <w:t>lamat</w:t>
-      </w:r>
-      <w:proofErr w:type="spellEnd"/>
-      <w:r>
-        <w:rPr>
-          <w:rFonts w:ascii="Bookman Old Style" w:hAnsi="Bookman Old Style" w:cs="Arial"/>
-          <w:color w:val="000000"/>
-          <w:sz w:val="22"/>
-          <w:szCs w:val="22"/>
-        </w:rPr>
-        <w:t xml:space="preserve">       </w:t>
+      <w:r>
+        <w:rPr>
+          <w:rFonts w:ascii="Bookman Old Style" w:hAnsi="Bookman Old Style" w:cs="Arial"/>
+          <w:color w:val="000000"/>
+          <w:sz w:val="22"/>
+          <w:szCs w:val="22"/>
+        </w:rPr>
+        <w:t xml:space="preserve">lamat       </w:t>
       </w:r>
       <w:r>
         <w:rPr>
@@ -1590,63 +1277,32 @@
         <w:tab/>
         <w:t xml:space="preserve">:  </w:t>
       </w:r>
-      <w:proofErr w:type="spellStart"/>
-      <w:r>
-        <w:rPr>
-          <w:rFonts w:ascii="Bookman Old Style" w:hAnsi="Bookman Old Style" w:cs="Arial"/>
-          <w:color w:val="000000"/>
-          <w:sz w:val="22"/>
-          <w:szCs w:val="22"/>
-        </w:rPr>
-        <w:t>Kp</w:t>
-      </w:r>
-      <w:proofErr w:type="spellEnd"/>
-      <w:r>
-        <w:rPr>
-          <w:rFonts w:ascii="Bookman Old Style" w:hAnsi="Bookman Old Style" w:cs="Arial"/>
-          <w:color w:val="000000"/>
-          <w:sz w:val="22"/>
-          <w:szCs w:val="22"/>
-        </w:rPr>
-        <w:t xml:space="preserve">. </w:t>
-      </w:r>
-      <w:proofErr w:type="spellStart"/>
-      <w:r>
-        <w:rPr>
-          <w:rFonts w:ascii="Bookman Old Style" w:hAnsi="Bookman Old Style" w:cs="Arial"/>
-          <w:color w:val="000000"/>
-          <w:sz w:val="22"/>
-          <w:szCs w:val="22"/>
-        </w:rPr>
-        <w:t>Caringin</w:t>
-      </w:r>
-      <w:proofErr w:type="spellEnd"/>
-      <w:r>
-        <w:rPr>
-          <w:rFonts w:ascii="Bookman Old Style" w:hAnsi="Bookman Old Style" w:cs="Arial"/>
-          <w:color w:val="000000"/>
-          <w:sz w:val="22"/>
-          <w:szCs w:val="22"/>
-        </w:rPr>
-        <w:t xml:space="preserve">  Rt 02</w:t>
-      </w:r>
-      <w:r>
-        <w:rPr>
-          <w:rFonts w:ascii="Bookman Old Style" w:hAnsi="Bookman Old Style" w:cs="Arial"/>
-          <w:color w:val="000000"/>
-          <w:sz w:val="22"/>
-          <w:szCs w:val="22"/>
-        </w:rPr>
-        <w:t>1</w:t>
-      </w:r>
-      <w:r>
-        <w:rPr>
-          <w:rFonts w:ascii="Bookman Old Style" w:hAnsi="Bookman Old Style" w:cs="Arial"/>
-          <w:color w:val="000000"/>
-          <w:sz w:val="22"/>
-          <w:szCs w:val="22"/>
-        </w:rPr>
-        <w:t xml:space="preserve">  RW 006 Desa Caringin</w:t>
+      <w:r>
+        <w:rPr>
+          <w:rFonts w:ascii="Bookman Old Style" w:hAnsi="Bookman Old Style" w:cs="Arial"/>
+          <w:color w:val="000000"/>
+          <w:sz w:val="22"/>
+          <w:szCs w:val="22"/>
+        </w:rPr>
+        <w:t>${ALAMAT_ORTU}</w:t>
+      </w:r>
+      <w:r>
+        <w:rPr>
+          <w:rFonts w:ascii="Bookman Old Style" w:hAnsi="Bookman Old Style" w:cs="Arial"/>
+          <w:color w:val="000000"/>
+          <w:sz w:val="22"/>
+          <w:szCs w:val="22"/>
+        </w:rPr>
+        <w:t> </w:t>
+      </w:r>
+      <w:r>
+        <w:rPr>
+          <w:rFonts w:ascii="Bookman Old Style" w:hAnsi="Bookman Old Style" w:cs="Arial"/>
+          <w:color w:val="000000"/>
+          <w:sz w:val="22"/>
+          <w:szCs w:val="22"/>
+        </w:rPr>
+        <w:t xml:space="preserve"> </w:t>
       </w:r>
     </w:p>
     <w:p>
@@ -1672,27 +1328,27 @@
           <w:szCs w:val="22"/>
         </w:rPr>
         <w:tab/>
-        <w:t xml:space="preserve">          </w:t>
-      </w:r>
-      <w:r>
-        <w:rPr>
-          <w:rFonts w:ascii="Bookman Old Style" w:hAnsi="Bookman Old Style" w:cs="Arial"/>
-          <w:color w:val="000000"/>
-          <w:sz w:val="22"/>
-          <w:szCs w:val="22"/>
-        </w:rPr>
-        <w:tab/>
-        <w:t xml:space="preserve">  </w:t>
-      </w:r>
-      <w:r>
-        <w:rPr>
-          <w:rFonts w:ascii="Bookman Old Style" w:hAnsi="Bookman Old Style" w:cs="Arial"/>
-          <w:color w:val="000000"/>
-          <w:sz w:val="22"/>
-          <w:szCs w:val="22"/>
-          <w:lang w:val="sv-SE"/>
-        </w:rPr>
-        <w:t>Kecamatan Gegerbitung Kabupaten Sukabumi</w:t>
+        <w:t xml:space="preserve"> </w:t>
+      </w:r>
+      <w:r>
+        <w:rPr>
+          <w:rFonts w:ascii="Bookman Old Style" w:hAnsi="Bookman Old Style" w:cs="Arial"/>
+          <w:color w:val="000000"/>
+          <w:sz w:val="22"/>
+          <w:szCs w:val="22"/>
+        </w:rPr>
+        <w:tab/>
+        <w:t xml:space="preserve"> </w:t>
+      </w:r>
+      <w:r>
+        <w:rPr>
+          <w:rFonts w:ascii="Bookman Old Style" w:hAnsi="Bookman Old Style" w:cs="Arial"/>
+          <w:color w:val="000000"/>
+          <w:sz w:val="22"/>
+          <w:szCs w:val="22"/>
+          <w:lang w:val="sv-SE"/>
+        </w:rPr>
+        <w:t> </w:t>
       </w:r>
       <w:r>
         <w:rPr>
@@ -1732,225 +1388,14 @@
         </w:rPr>
         <w:t xml:space="preserve">                      </w:t>
       </w:r>
-      <w:proofErr w:type="spellStart"/>
-      <w:r>
-        <w:rPr>
-          <w:rFonts w:ascii="Bookman Old Style" w:hAnsi="Bookman Old Style" w:cs="Arial"/>
-          <w:color w:val="000000"/>
-          <w:sz w:val="22"/>
-          <w:szCs w:val="22"/>
-        </w:rPr>
-        <w:t>Menurut</w:t>
-      </w:r>
-      <w:proofErr w:type="spellEnd"/>
-      <w:r>
-        <w:rPr>
-          <w:rFonts w:ascii="Bookman Old Style" w:hAnsi="Bookman Old Style" w:cs="Arial"/>
-          <w:color w:val="000000"/>
-          <w:sz w:val="22"/>
-          <w:szCs w:val="22"/>
-        </w:rPr>
-        <w:t xml:space="preserve"> </w:t>
-      </w:r>
-      <w:proofErr w:type="spellStart"/>
-      <w:r>
-        <w:rPr>
-          <w:rFonts w:ascii="Bookman Old Style" w:hAnsi="Bookman Old Style" w:cs="Arial"/>
-          <w:color w:val="000000"/>
-          <w:sz w:val="22"/>
-          <w:szCs w:val="22"/>
-        </w:rPr>
-        <w:t>Pengakuannya</w:t>
-      </w:r>
-      <w:proofErr w:type="spellEnd"/>
-      <w:r>
-        <w:rPr>
-          <w:rFonts w:ascii="Bookman Old Style" w:hAnsi="Bookman Old Style" w:cs="Arial"/>
-          <w:color w:val="000000"/>
-          <w:sz w:val="22"/>
-          <w:szCs w:val="22"/>
-        </w:rPr>
-        <w:t xml:space="preserve"> dan </w:t>
-      </w:r>
-      <w:proofErr w:type="spellStart"/>
-      <w:r>
-        <w:rPr>
-          <w:rFonts w:ascii="Bookman Old Style" w:hAnsi="Bookman Old Style" w:cs="Arial"/>
-          <w:color w:val="000000"/>
-          <w:sz w:val="22"/>
-          <w:szCs w:val="22"/>
-        </w:rPr>
-        <w:t>sepanjang</w:t>
-      </w:r>
-      <w:proofErr w:type="spellEnd"/>
-      <w:r>
-        <w:rPr>
-          <w:rFonts w:ascii="Bookman Old Style" w:hAnsi="Bookman Old Style" w:cs="Arial"/>
-          <w:color w:val="000000"/>
-          <w:sz w:val="22"/>
-          <w:szCs w:val="22"/>
-        </w:rPr>
-        <w:t xml:space="preserve"> </w:t>
-      </w:r>
-      <w:proofErr w:type="spellStart"/>
-      <w:r>
-        <w:rPr>
-          <w:rFonts w:ascii="Bookman Old Style" w:hAnsi="Bookman Old Style" w:cs="Arial"/>
-          <w:color w:val="000000"/>
-          <w:sz w:val="22"/>
-          <w:szCs w:val="22"/>
-        </w:rPr>
-        <w:t>pengetahuan</w:t>
-      </w:r>
-      <w:proofErr w:type="spellEnd"/>
-      <w:r>
-        <w:rPr>
-          <w:rFonts w:ascii="Bookman Old Style" w:hAnsi="Bookman Old Style" w:cs="Arial"/>
-          <w:color w:val="000000"/>
-          <w:sz w:val="22"/>
-          <w:szCs w:val="22"/>
-        </w:rPr>
-        <w:t xml:space="preserve"> kami dan </w:t>
-      </w:r>
-      <w:proofErr w:type="spellStart"/>
-      <w:r>
-        <w:rPr>
-          <w:rFonts w:ascii="Bookman Old Style" w:hAnsi="Bookman Old Style" w:cs="Arial"/>
-          <w:color w:val="000000"/>
-          <w:sz w:val="22"/>
-          <w:szCs w:val="22"/>
-        </w:rPr>
-        <w:t>Laporan</w:t>
-      </w:r>
-      <w:proofErr w:type="spellEnd"/>
-      <w:r>
-        <w:rPr>
-          <w:rFonts w:ascii="Bookman Old Style" w:hAnsi="Bookman Old Style" w:cs="Arial"/>
-          <w:color w:val="000000"/>
-          <w:sz w:val="22"/>
-          <w:szCs w:val="22"/>
-        </w:rPr>
-        <w:t xml:space="preserve"> </w:t>
-      </w:r>
-      <w:proofErr w:type="spellStart"/>
-      <w:r>
-        <w:rPr>
-          <w:rFonts w:ascii="Bookman Old Style" w:hAnsi="Bookman Old Style" w:cs="Arial"/>
-          <w:color w:val="000000"/>
-          <w:sz w:val="22"/>
-          <w:szCs w:val="22"/>
-        </w:rPr>
-        <w:t>Ketua</w:t>
-      </w:r>
-      <w:proofErr w:type="spellEnd"/>
-      <w:r>
-        <w:rPr>
-          <w:rFonts w:ascii="Bookman Old Style" w:hAnsi="Bookman Old Style" w:cs="Arial"/>
-          <w:color w:val="000000"/>
-          <w:sz w:val="22"/>
-          <w:szCs w:val="22"/>
-        </w:rPr>
-        <w:t xml:space="preserve"> RT /</w:t>
-      </w:r>
-      <w:proofErr w:type="spellStart"/>
-      <w:r>
-        <w:rPr>
-          <w:rFonts w:ascii="Bookman Old Style" w:hAnsi="Bookman Old Style" w:cs="Arial"/>
-          <w:color w:val="000000"/>
-          <w:sz w:val="22"/>
-          <w:szCs w:val="22"/>
-        </w:rPr>
-        <w:t>Rw</w:t>
-      </w:r>
-      <w:proofErr w:type="spellEnd"/>
-      <w:r>
-        <w:rPr>
-          <w:rFonts w:ascii="Bookman Old Style" w:hAnsi="Bookman Old Style" w:cs="Arial"/>
-          <w:color w:val="000000"/>
-          <w:sz w:val="22"/>
-          <w:szCs w:val="22"/>
-        </w:rPr>
-        <w:t xml:space="preserve"> </w:t>
-      </w:r>
-      <w:proofErr w:type="spellStart"/>
-      <w:r>
-        <w:rPr>
-          <w:rFonts w:ascii="Bookman Old Style" w:hAnsi="Bookman Old Style" w:cs="Arial"/>
-          <w:color w:val="000000"/>
-          <w:sz w:val="22"/>
-          <w:szCs w:val="22"/>
-        </w:rPr>
-        <w:t>bahwa</w:t>
-      </w:r>
-      <w:proofErr w:type="spellEnd"/>
-      <w:r>
-        <w:rPr>
-          <w:rFonts w:ascii="Bookman Old Style" w:hAnsi="Bookman Old Style" w:cs="Arial"/>
-          <w:color w:val="000000"/>
-          <w:sz w:val="22"/>
-          <w:szCs w:val="22"/>
-        </w:rPr>
-        <w:t xml:space="preserve"> orang </w:t>
-      </w:r>
-      <w:proofErr w:type="spellStart"/>
-      <w:r>
-        <w:rPr>
-          <w:rFonts w:ascii="Bookman Old Style" w:hAnsi="Bookman Old Style" w:cs="Arial"/>
-          <w:color w:val="000000"/>
-          <w:sz w:val="22"/>
-          <w:szCs w:val="22"/>
-        </w:rPr>
-        <w:t>tersebut</w:t>
-      </w:r>
-      <w:proofErr w:type="spellEnd"/>
-      <w:r>
-        <w:rPr>
-          <w:rFonts w:ascii="Bookman Old Style" w:hAnsi="Bookman Old Style" w:cs="Arial"/>
-          <w:color w:val="000000"/>
-          <w:sz w:val="22"/>
-          <w:szCs w:val="22"/>
-        </w:rPr>
-        <w:t xml:space="preserve"> </w:t>
-      </w:r>
-      <w:proofErr w:type="spellStart"/>
-      <w:r>
-        <w:rPr>
-          <w:rFonts w:ascii="Bookman Old Style" w:hAnsi="Bookman Old Style" w:cs="Arial"/>
-          <w:color w:val="000000"/>
-          <w:sz w:val="22"/>
-          <w:szCs w:val="22"/>
-        </w:rPr>
-        <w:t>tergolong</w:t>
-      </w:r>
-      <w:proofErr w:type="spellEnd"/>
-      <w:r>
-        <w:rPr>
-          <w:rFonts w:ascii="Bookman Old Style" w:hAnsi="Bookman Old Style" w:cs="Arial"/>
-          <w:color w:val="000000"/>
-          <w:sz w:val="22"/>
-          <w:szCs w:val="22"/>
-        </w:rPr>
-        <w:t xml:space="preserve"> </w:t>
-      </w:r>
-      <w:proofErr w:type="spellStart"/>
-      <w:r>
-        <w:rPr>
-          <w:rFonts w:ascii="Bookman Old Style" w:hAnsi="Bookman Old Style" w:cs="Arial"/>
-          <w:color w:val="000000"/>
-          <w:sz w:val="22"/>
-          <w:szCs w:val="22"/>
-        </w:rPr>
-        <w:t>Keluarga</w:t>
-      </w:r>
-      <w:proofErr w:type="spellEnd"/>
-      <w:r>
-        <w:rPr>
-          <w:rFonts w:ascii="Bookman Old Style" w:hAnsi="Bookman Old Style" w:cs="Arial"/>
-          <w:color w:val="000000"/>
-          <w:sz w:val="22"/>
-          <w:szCs w:val="22"/>
-        </w:rPr>
-        <w:t xml:space="preserve"> Tidak Mampu. </w:t>
+      <w:r>
+        <w:rPr>
+          <w:rFonts w:ascii="Bookman Old Style" w:hAnsi="Bookman Old Style" w:cs="Arial"/>
+          <w:color w:val="000000"/>
+          <w:sz w:val="22"/>
+          <w:szCs w:val="22"/>
+        </w:rPr>
+        <w:t xml:space="preserve">Menurut Pengakuannya dan sepanjang pengetahuan kami dan Laporan Ketua RT /Rw bahwa orang tersebut tergolong Keluarga Tidak Mampu. </w:t>
       </w:r>
     </w:p>
     <w:p>
@@ -1968,125 +1413,14 @@
           <w:szCs w:val="22"/>
         </w:rPr>
       </w:pPr>
-      <w:proofErr w:type="spellStart"/>
-      <w:r>
-        <w:rPr>
-          <w:rFonts w:ascii="Bookman Old Style" w:hAnsi="Bookman Old Style" w:cs="Arial"/>
-          <w:color w:val="000000"/>
-          <w:sz w:val="22"/>
-          <w:szCs w:val="22"/>
-        </w:rPr>
-        <w:t>Keterangan</w:t>
-      </w:r>
-      <w:proofErr w:type="spellEnd"/>
-      <w:r>
-        <w:rPr>
-          <w:rFonts w:ascii="Bookman Old Style" w:hAnsi="Bookman Old Style" w:cs="Arial"/>
-          <w:color w:val="000000"/>
-          <w:sz w:val="22"/>
-          <w:szCs w:val="22"/>
-        </w:rPr>
-        <w:t xml:space="preserve"> </w:t>
-      </w:r>
-      <w:proofErr w:type="spellStart"/>
-      <w:r>
-        <w:rPr>
-          <w:rFonts w:ascii="Bookman Old Style" w:hAnsi="Bookman Old Style" w:cs="Arial"/>
-          <w:color w:val="000000"/>
-          <w:sz w:val="22"/>
-          <w:szCs w:val="22"/>
-        </w:rPr>
-        <w:t>ini</w:t>
-      </w:r>
-      <w:proofErr w:type="spellEnd"/>
-      <w:r>
-        <w:rPr>
-          <w:rFonts w:ascii="Bookman Old Style" w:hAnsi="Bookman Old Style" w:cs="Arial"/>
-          <w:color w:val="000000"/>
-          <w:sz w:val="22"/>
-          <w:szCs w:val="22"/>
-        </w:rPr>
-        <w:t xml:space="preserve"> </w:t>
-      </w:r>
-      <w:proofErr w:type="spellStart"/>
-      <w:r>
-        <w:rPr>
-          <w:rFonts w:ascii="Bookman Old Style" w:hAnsi="Bookman Old Style" w:cs="Arial"/>
-          <w:color w:val="000000"/>
-          <w:sz w:val="22"/>
-          <w:szCs w:val="22"/>
-        </w:rPr>
-        <w:t>dipergunakan</w:t>
-      </w:r>
-      <w:proofErr w:type="spellEnd"/>
-      <w:r>
-        <w:rPr>
-          <w:rFonts w:ascii="Bookman Old Style" w:hAnsi="Bookman Old Style" w:cs="Arial"/>
-          <w:color w:val="000000"/>
-          <w:sz w:val="22"/>
-          <w:szCs w:val="22"/>
-        </w:rPr>
-        <w:t xml:space="preserve"> </w:t>
-      </w:r>
-      <w:proofErr w:type="spellStart"/>
-      <w:r>
-        <w:rPr>
-          <w:rFonts w:ascii="Bookman Old Style" w:hAnsi="Bookman Old Style" w:cs="Arial"/>
-          <w:color w:val="000000"/>
-          <w:sz w:val="22"/>
-          <w:szCs w:val="22"/>
-        </w:rPr>
-        <w:t>untuk</w:t>
-      </w:r>
-      <w:proofErr w:type="spellEnd"/>
-      <w:r>
-        <w:rPr>
-          <w:rFonts w:ascii="Bookman Old Style" w:hAnsi="Bookman Old Style" w:cs="Arial"/>
-          <w:color w:val="000000"/>
-          <w:sz w:val="22"/>
-          <w:szCs w:val="22"/>
-        </w:rPr>
-        <w:t xml:space="preserve">   </w:t>
-      </w:r>
-      <w:proofErr w:type="spellStart"/>
-      <w:r>
-        <w:rPr>
-          <w:rFonts w:ascii="Bookman Old Style" w:hAnsi="Bookman Old Style" w:cs="Arial"/>
-          <w:color w:val="000000"/>
-          <w:sz w:val="22"/>
-          <w:szCs w:val="22"/>
-        </w:rPr>
-        <w:t>Melanjutkan</w:t>
-      </w:r>
-      <w:proofErr w:type="spellEnd"/>
-      <w:r>
-        <w:rPr>
-          <w:rFonts w:ascii="Bookman Old Style" w:hAnsi="Bookman Old Style" w:cs="Arial"/>
-          <w:color w:val="000000"/>
-          <w:sz w:val="22"/>
-          <w:szCs w:val="22"/>
-        </w:rPr>
-        <w:t xml:space="preserve"> </w:t>
-      </w:r>
-      <w:proofErr w:type="spellStart"/>
-      <w:r>
-        <w:rPr>
-          <w:rFonts w:ascii="Bookman Old Style" w:hAnsi="Bookman Old Style" w:cs="Arial"/>
-          <w:color w:val="000000"/>
-          <w:sz w:val="22"/>
-          <w:szCs w:val="22"/>
-        </w:rPr>
-        <w:t>sekolah</w:t>
-      </w:r>
-      <w:proofErr w:type="spellEnd"/>
-      <w:r>
-        <w:rPr>
-          <w:rFonts w:ascii="Bookman Old Style" w:hAnsi="Bookman Old Style" w:cs="Arial"/>
-          <w:color w:val="000000"/>
-          <w:sz w:val="22"/>
-          <w:szCs w:val="22"/>
-        </w:rPr>
-        <w:t>/Kuliah.</w:t>
+      <w:r>
+        <w:rPr>
+          <w:rFonts w:ascii="Bookman Old Style" w:hAnsi="Bookman Old Style" w:cs="Arial"/>
+          <w:color w:val="000000"/>
+          <w:sz w:val="22"/>
+          <w:szCs w:val="22"/>
+        </w:rPr>
+        <w:t>Keterangan ini dipergunakan untuk   Melanjutkan sekolah/Kuliah.</w:t>
       </w:r>
     </w:p>
     <w:p>
@@ -2156,16 +1490,16 @@
           <w:sz w:val="22"/>
           <w:szCs w:val="22"/>
         </w:rPr>
-        <w:t xml:space="preserve">11 Mei </w:t>
-      </w:r>
-      <w:r>
-        <w:rPr>
-          <w:rFonts w:ascii="Bookman Old Style" w:hAnsi="Bookman Old Style" w:cs="Arial"/>
-          <w:color w:val="000000"/>
-          <w:sz w:val="22"/>
-          <w:szCs w:val="22"/>
-        </w:rPr>
-        <w:t xml:space="preserve"> 2026</w:t>
+        <w:t xml:space="preserve">  Caringin, ${TANGGAL_SEKARANG}</w:t>
+      </w:r>
+      <w:r>
+        <w:rPr>
+          <w:rFonts w:ascii="Bookman Old Style" w:hAnsi="Bookman Old Style" w:cs="Arial"/>
+          <w:color w:val="000000"/>
+          <w:sz w:val="22"/>
+          <w:szCs w:val="22"/>
+        </w:rPr>
+        <w:t xml:space="preserve"> </w:t>
       </w:r>
     </w:p>
     <w:p>
@@ -2271,7 +1605,7 @@
           <w:u w:val="single"/>
           <w:lang w:val="sv-SE"/>
         </w:rPr>
-        <w:t>M A R P U D I N</w:t>
+        <w:t>${KEPALA_DESA}</w:t>
       </w:r>
     </w:p>
     <w:p>
@@ -2588,7 +1922,7 @@
           <w:szCs w:val="28"/>
           <w:lang w:val="en-ID" w:eastAsia="en-ID"/>
         </w:rPr>
-        <w:pict>
+        <w:pict w14:anchorId="4EFB3589">
           <v:shape id="_x0000_s1035" type="#_x0000_t75" alt="Description: http://media1.picsearch.com/is?G5bJSVrWbLEcHRKz3ZBLzAdDLDi2WFJBBa-oZecA0cU&amp;height=157" style="position:absolute;left:0;text-align:left;margin-left:203.8pt;margin-top:-35.2pt;width:73.85pt;height:73.8pt;z-index:251659264">
             <v:imagedata r:id="rId4" o:title="is?G5bJSVrWbLEcHRKz3ZBLzAdDLDi2WFJBBa-oZecA0cU&amp;height=157"/>
           </v:shape>
@@ -2720,77 +2054,65 @@
           <w:szCs w:val="22"/>
         </w:rPr>
       </w:pPr>
-      <w:proofErr w:type="spellStart"/>
-      <w:r>
-        <w:rPr>
-          <w:rFonts w:ascii="Bookman Old Style" w:hAnsi="Bookman Old Style" w:cs="Arial"/>
-          <w:b/>
-          <w:color w:val="000000"/>
-          <w:sz w:val="22"/>
-          <w:szCs w:val="22"/>
-        </w:rPr>
-        <w:t>Nomor</w:t>
-      </w:r>
-      <w:proofErr w:type="spellEnd"/>
-      <w:r>
-        <w:rPr>
-          <w:rFonts w:ascii="Bookman Old Style" w:hAnsi="Bookman Old Style" w:cs="Arial"/>
-          <w:b/>
-          <w:color w:val="000000"/>
-          <w:sz w:val="22"/>
-          <w:szCs w:val="22"/>
-        </w:rPr>
-        <w:t xml:space="preserve">: </w:t>
-      </w:r>
-      <w:r>
-        <w:rPr>
-          <w:rFonts w:ascii="Bookman Old Style" w:hAnsi="Bookman Old Style" w:cs="Arial"/>
-          <w:b/>
-          <w:color w:val="000000"/>
-          <w:sz w:val="22"/>
-          <w:szCs w:val="22"/>
-        </w:rPr>
-        <w:t>400.10.2.2</w:t>
-      </w:r>
-      <w:r>
-        <w:rPr>
-          <w:rFonts w:ascii="Bookman Old Style" w:hAnsi="Bookman Old Style" w:cs="Arial"/>
-          <w:b/>
-          <w:color w:val="000000"/>
-          <w:sz w:val="22"/>
-          <w:szCs w:val="22"/>
-        </w:rPr>
-        <w:t xml:space="preserve"> /      / </w:t>
-      </w:r>
-      <w:r>
-        <w:rPr>
-          <w:rFonts w:ascii="Bookman Old Style" w:hAnsi="Bookman Old Style" w:cs="Arial"/>
-          <w:b/>
-          <w:color w:val="000000"/>
-          <w:sz w:val="22"/>
-          <w:szCs w:val="22"/>
-        </w:rPr>
-        <w:t xml:space="preserve">PEMDES </w:t>
-      </w:r>
-      <w:r>
-        <w:rPr>
-          <w:rFonts w:ascii="Bookman Old Style" w:hAnsi="Bookman Old Style" w:cs="Arial"/>
-          <w:b/>
-          <w:color w:val="000000"/>
-          <w:sz w:val="22"/>
-          <w:szCs w:val="22"/>
-        </w:rPr>
-        <w:t xml:space="preserve"> / 20</w:t>
-      </w:r>
-      <w:r>
-        <w:rPr>
-          <w:rFonts w:ascii="Bookman Old Style" w:hAnsi="Bookman Old Style" w:cs="Arial"/>
-          <w:b/>
-          <w:color w:val="000000"/>
-          <w:sz w:val="22"/>
-          <w:szCs w:val="22"/>
-        </w:rPr>
-        <w:t>25</w:t>
+      <w:r>
+        <w:rPr>
+          <w:rFonts w:ascii="Bookman Old Style" w:hAnsi="Bookman Old Style" w:cs="Arial"/>
+          <w:b/>
+          <w:color w:val="000000"/>
+          <w:sz w:val="22"/>
+          <w:szCs w:val="22"/>
+        </w:rPr>
+        <w:t xml:space="preserve">Nomor: </w:t>
+      </w:r>
+      <w:r>
+        <w:rPr>
+          <w:rFonts w:ascii="Bookman Old Style" w:hAnsi="Bookman Old Style" w:cs="Arial"/>
+          <w:b/>
+          <w:color w:val="000000"/>
+          <w:sz w:val="22"/>
+          <w:szCs w:val="22"/>
+        </w:rPr>
+        <w:t>${NOMOR_SURAT}</w:t>
+      </w:r>
+      <w:r>
+        <w:rPr>
+          <w:rFonts w:ascii="Bookman Old Style" w:hAnsi="Bookman Old Style" w:cs="Arial"/>
+          <w:b/>
+          <w:color w:val="000000"/>
+          <w:sz w:val="22"/>
+          <w:szCs w:val="22"/>
+        </w:rPr>
+        <w:t xml:space="preserve"> </w:t>
+      </w:r>
+      <w:r>
+        <w:rPr>
+          <w:rFonts w:ascii="Bookman Old Style" w:hAnsi="Bookman Old Style" w:cs="Arial"/>
+          <w:b/>
+          <w:color w:val="000000"/>
+          <w:sz w:val="22"/>
+          <w:szCs w:val="22"/>
+        </w:rPr>
+        <w:t xml:space="preserve"> </w:t>
+      </w:r>
+      <w:r>
+        <w:rPr>
+          <w:rFonts w:ascii="Bookman Old Style" w:hAnsi="Bookman Old Style" w:cs="Arial"/>
+          <w:b/>
+          <w:color w:val="000000"/>
+          <w:sz w:val="22"/>
+          <w:szCs w:val="22"/>
+        </w:rPr>
+        <w:t xml:space="preserve"> </w:t>
+      </w:r>
+      <w:r>
+        <w:rPr>
+          <w:rFonts w:ascii="Bookman Old Style" w:hAnsi="Bookman Old Style" w:cs="Arial"/>
+          <w:b/>
+          <w:color w:val="000000"/>
+          <w:sz w:val="22"/>
+          <w:szCs w:val="22"/>
+        </w:rPr>
+        <w:t> </w:t>
       </w:r>
     </w:p>
     <w:p>
@@ -2820,187 +2142,7 @@
           <w:sz w:val="22"/>
           <w:szCs w:val="22"/>
         </w:rPr>
-        <w:t xml:space="preserve">Yang </w:t>
-      </w:r>
-      <w:proofErr w:type="spellStart"/>
-      <w:r>
-        <w:rPr>
-          <w:rFonts w:ascii="Bookman Old Style" w:hAnsi="Bookman Old Style" w:cs="Arial"/>
-          <w:sz w:val="22"/>
-          <w:szCs w:val="22"/>
-        </w:rPr>
-        <w:t>bertanda</w:t>
-      </w:r>
-      <w:proofErr w:type="spellEnd"/>
-      <w:r>
-        <w:rPr>
-          <w:rFonts w:ascii="Bookman Old Style" w:hAnsi="Bookman Old Style" w:cs="Arial"/>
-          <w:sz w:val="22"/>
-          <w:szCs w:val="22"/>
-        </w:rPr>
-        <w:t xml:space="preserve"> </w:t>
-      </w:r>
-      <w:proofErr w:type="spellStart"/>
-      <w:r>
-        <w:rPr>
-          <w:rFonts w:ascii="Bookman Old Style" w:hAnsi="Bookman Old Style" w:cs="Arial"/>
-          <w:sz w:val="22"/>
-          <w:szCs w:val="22"/>
-        </w:rPr>
-        <w:t>tangan</w:t>
-      </w:r>
-      <w:proofErr w:type="spellEnd"/>
-      <w:r>
-        <w:rPr>
-          <w:rFonts w:ascii="Bookman Old Style" w:hAnsi="Bookman Old Style" w:cs="Arial"/>
-          <w:sz w:val="22"/>
-          <w:szCs w:val="22"/>
-        </w:rPr>
-        <w:t xml:space="preserve"> </w:t>
-      </w:r>
-      <w:proofErr w:type="spellStart"/>
-      <w:r>
-        <w:rPr>
-          <w:rFonts w:ascii="Bookman Old Style" w:hAnsi="Bookman Old Style" w:cs="Arial"/>
-          <w:sz w:val="22"/>
-          <w:szCs w:val="22"/>
-        </w:rPr>
-        <w:t>dibawah</w:t>
-      </w:r>
-      <w:proofErr w:type="spellEnd"/>
-      <w:r>
-        <w:rPr>
-          <w:rFonts w:ascii="Bookman Old Style" w:hAnsi="Bookman Old Style" w:cs="Arial"/>
-          <w:sz w:val="22"/>
-          <w:szCs w:val="22"/>
-        </w:rPr>
-        <w:t xml:space="preserve"> </w:t>
-      </w:r>
-      <w:proofErr w:type="spellStart"/>
-      <w:r>
-        <w:rPr>
-          <w:rFonts w:ascii="Bookman Old Style" w:hAnsi="Bookman Old Style" w:cs="Arial"/>
-          <w:sz w:val="22"/>
-          <w:szCs w:val="22"/>
-        </w:rPr>
-        <w:t>ini</w:t>
-      </w:r>
-      <w:proofErr w:type="spellEnd"/>
-      <w:r>
-        <w:rPr>
-          <w:rFonts w:ascii="Bookman Old Style" w:hAnsi="Bookman Old Style" w:cs="Arial"/>
-          <w:sz w:val="22"/>
-          <w:szCs w:val="22"/>
-        </w:rPr>
-        <w:t xml:space="preserve">, </w:t>
-      </w:r>
-      <w:proofErr w:type="spellStart"/>
-      <w:r>
-        <w:rPr>
-          <w:rFonts w:ascii="Bookman Old Style" w:hAnsi="Bookman Old Style" w:cs="Arial"/>
-          <w:sz w:val="22"/>
-          <w:szCs w:val="22"/>
-        </w:rPr>
-        <w:t>Kepala</w:t>
-      </w:r>
-      <w:proofErr w:type="spellEnd"/>
-      <w:r>
-        <w:rPr>
-          <w:rFonts w:ascii="Bookman Old Style" w:hAnsi="Bookman Old Style" w:cs="Arial"/>
-          <w:sz w:val="22"/>
-          <w:szCs w:val="22"/>
-        </w:rPr>
-        <w:t xml:space="preserve"> Desa </w:t>
-      </w:r>
-      <w:proofErr w:type="spellStart"/>
-      <w:r>
-        <w:rPr>
-          <w:rFonts w:ascii="Bookman Old Style" w:hAnsi="Bookman Old Style" w:cs="Arial"/>
-          <w:sz w:val="22"/>
-          <w:szCs w:val="22"/>
-        </w:rPr>
-        <w:t>Caringin</w:t>
-      </w:r>
-      <w:proofErr w:type="spellEnd"/>
-      <w:r>
-        <w:rPr>
-          <w:rFonts w:ascii="Bookman Old Style" w:hAnsi="Bookman Old Style" w:cs="Arial"/>
-          <w:sz w:val="22"/>
-          <w:szCs w:val="22"/>
-        </w:rPr>
-        <w:t xml:space="preserve"> </w:t>
-      </w:r>
-      <w:proofErr w:type="spellStart"/>
-      <w:r>
-        <w:rPr>
-          <w:rFonts w:ascii="Bookman Old Style" w:hAnsi="Bookman Old Style" w:cs="Arial"/>
-          <w:sz w:val="22"/>
-          <w:szCs w:val="22"/>
-        </w:rPr>
-        <w:t>Kecamatan</w:t>
-      </w:r>
-      <w:proofErr w:type="spellEnd"/>
-      <w:r>
-        <w:rPr>
-          <w:rFonts w:ascii="Bookman Old Style" w:hAnsi="Bookman Old Style" w:cs="Arial"/>
-          <w:sz w:val="22"/>
-          <w:szCs w:val="22"/>
-        </w:rPr>
-        <w:t xml:space="preserve"> Gegerbitung </w:t>
-      </w:r>
-      <w:proofErr w:type="spellStart"/>
-      <w:r>
-        <w:rPr>
-          <w:rFonts w:ascii="Bookman Old Style" w:hAnsi="Bookman Old Style" w:cs="Arial"/>
-          <w:sz w:val="22"/>
-          <w:szCs w:val="22"/>
-        </w:rPr>
-        <w:t>Kabupaten</w:t>
-      </w:r>
-      <w:proofErr w:type="spellEnd"/>
-      <w:r>
-        <w:rPr>
-          <w:rFonts w:ascii="Bookman Old Style" w:hAnsi="Bookman Old Style" w:cs="Arial"/>
-          <w:sz w:val="22"/>
-          <w:szCs w:val="22"/>
-        </w:rPr>
-        <w:t xml:space="preserve"> Sukabumi, </w:t>
-      </w:r>
-      <w:proofErr w:type="spellStart"/>
-      <w:r>
-        <w:rPr>
-          <w:rFonts w:ascii="Bookman Old Style" w:hAnsi="Bookman Old Style" w:cs="Arial"/>
-          <w:sz w:val="22"/>
-          <w:szCs w:val="22"/>
-        </w:rPr>
-        <w:t>menerangkan</w:t>
-      </w:r>
-      <w:proofErr w:type="spellEnd"/>
-      <w:r>
-        <w:rPr>
-          <w:rFonts w:ascii="Bookman Old Style" w:hAnsi="Bookman Old Style" w:cs="Arial"/>
-          <w:sz w:val="22"/>
-          <w:szCs w:val="22"/>
-        </w:rPr>
-        <w:t xml:space="preserve"> </w:t>
-      </w:r>
-      <w:proofErr w:type="spellStart"/>
-      <w:r>
-        <w:rPr>
-          <w:rFonts w:ascii="Bookman Old Style" w:hAnsi="Bookman Old Style" w:cs="Arial"/>
-          <w:sz w:val="22"/>
-          <w:szCs w:val="22"/>
-        </w:rPr>
-        <w:t>bahwa</w:t>
-      </w:r>
-      <w:proofErr w:type="spellEnd"/>
-      <w:r>
-        <w:rPr>
-          <w:rFonts w:ascii="Bookman Old Style" w:hAnsi="Bookman Old Style" w:cs="Arial"/>
-          <w:sz w:val="22"/>
-          <w:szCs w:val="22"/>
-        </w:rPr>
-        <w:t>;</w:t>
+        <w:t>Yang bertanda tangan dibawah ini, Kepala Desa Caringin Kecamatan Gegerbitung Kabupaten Sukabumi, menerangkan bahwa;</w:t>
       </w:r>
     </w:p>
     <w:p>
@@ -3064,7 +2206,7 @@
           <w:sz w:val="22"/>
           <w:szCs w:val="22"/>
         </w:rPr>
-        <w:t>ASEP NASRUDIN</w:t>
+        <w:t>${NAMA_ORTU}</w:t>
       </w:r>
     </w:p>
     <w:p>
@@ -3108,17 +2250,17 @@
           <w:lang w:val="sv-SE"/>
         </w:rPr>
         <w:tab/>
-        <w:t>:  320240</w:t>
-      </w:r>
-      <w:r>
-        <w:rPr>
-          <w:rFonts w:ascii="Bookman Old Style" w:hAnsi="Bookman Old Style" w:cs="Arial"/>
-          <w:color w:val="000000"/>
-          <w:sz w:val="22"/>
-          <w:szCs w:val="22"/>
-          <w:lang w:val="sv-SE"/>
-        </w:rPr>
-        <w:t>2210090008</w:t>
+        <w:t>:  </w:t>
+      </w:r>
+      <w:r>
+        <w:rPr>
+          <w:rFonts w:ascii="Bookman Old Style" w:hAnsi="Bookman Old Style" w:cs="Arial"/>
+          <w:color w:val="000000"/>
+          <w:sz w:val="22"/>
+          <w:szCs w:val="22"/>
+          <w:lang w:val="sv-SE"/>
+        </w:rPr>
+        <w:t>${NO_KK_ORTU}</w:t>
       </w:r>
     </w:p>
     <w:p>
@@ -3172,17 +2314,17 @@
           <w:lang w:val="sv-SE"/>
         </w:rPr>
         <w:tab/>
-        <w:t>:  32024</w:t>
-      </w:r>
-      <w:r>
-        <w:rPr>
-          <w:rFonts w:ascii="Bookman Old Style" w:hAnsi="Bookman Old Style" w:cs="Arial"/>
-          <w:color w:val="000000"/>
-          <w:sz w:val="22"/>
-          <w:szCs w:val="22"/>
-          <w:lang w:val="sv-SE"/>
-        </w:rPr>
-        <w:t>00909710003</w:t>
+        <w:t>:  </w:t>
+      </w:r>
+      <w:r>
+        <w:rPr>
+          <w:rFonts w:ascii="Bookman Old Style" w:hAnsi="Bookman Old Style" w:cs="Arial"/>
+          <w:color w:val="000000"/>
+          <w:sz w:val="22"/>
+          <w:szCs w:val="22"/>
+          <w:lang w:val="sv-SE"/>
+        </w:rPr>
+        <w:t>${NIK_ORTU}</w:t>
       </w:r>
     </w:p>
     <w:p>
@@ -3226,16 +2368,16 @@
           <w:lang w:val="sv-SE"/>
         </w:rPr>
         <w:tab/>
-        <w:t xml:space="preserve">:  Sukabumi, </w:t>
-      </w:r>
-      <w:r>
-        <w:rPr>
-          <w:rFonts w:ascii="Bookman Old Style" w:hAnsi="Bookman Old Style" w:cs="Arial"/>
-          <w:color w:val="000000"/>
-          <w:sz w:val="22"/>
-          <w:szCs w:val="22"/>
-        </w:rPr>
-        <w:t>09-09-1971</w:t>
+        <w:t xml:space="preserve">:  </w:t>
+      </w:r>
+      <w:r>
+        <w:rPr>
+          <w:rFonts w:ascii="Bookman Old Style" w:hAnsi="Bookman Old Style" w:cs="Arial"/>
+          <w:color w:val="000000"/>
+          <w:sz w:val="22"/>
+          <w:szCs w:val="22"/>
+        </w:rPr>
+        <w:t>${TTL_ORTU}</w:t>
       </w:r>
     </w:p>
     <w:p>
@@ -3298,7 +2440,7 @@
           <w:sz w:val="22"/>
           <w:szCs w:val="22"/>
         </w:rPr>
-        <w:t>Laki- Laki</w:t>
+        <w:t>${JENIS_KELAMIN_ORTU}</w:t>
       </w:r>
     </w:p>
     <w:p>
@@ -3352,37 +2494,15 @@
         <w:tab/>
         <w:t xml:space="preserve">:  </w:t>
       </w:r>
-      <w:proofErr w:type="spellStart"/>
-      <w:r>
-        <w:rPr>
-          <w:rFonts w:ascii="Bookman Old Style" w:hAnsi="Bookman Old Style" w:cs="Arial"/>
-          <w:color w:val="000000"/>
-          <w:sz w:val="22"/>
-          <w:szCs w:val="22"/>
-        </w:rPr>
-        <w:t>Kp</w:t>
-      </w:r>
-      <w:proofErr w:type="spellEnd"/>
-      <w:r>
-        <w:rPr>
-          <w:rFonts w:ascii="Bookman Old Style" w:hAnsi="Bookman Old Style" w:cs="Arial"/>
-          <w:color w:val="000000"/>
-          <w:sz w:val="22"/>
-          <w:szCs w:val="22"/>
-        </w:rPr>
-        <w:t xml:space="preserve">. </w:t>
-      </w:r>
-      <w:proofErr w:type="spellStart"/>
-      <w:r>
-        <w:rPr>
-          <w:rFonts w:ascii="Bookman Old Style" w:hAnsi="Bookman Old Style" w:cs="Arial"/>
-          <w:color w:val="000000"/>
-          <w:sz w:val="22"/>
-          <w:szCs w:val="22"/>
-        </w:rPr>
-        <w:t>Ciseupan</w:t>
-      </w:r>
-      <w:proofErr w:type="spellEnd"/>
+      <w:r>
+        <w:rPr>
+          <w:rFonts w:ascii="Bookman Old Style" w:hAnsi="Bookman Old Style" w:cs="Arial"/>
+          <w:color w:val="000000"/>
+          <w:sz w:val="22"/>
+          <w:szCs w:val="22"/>
+        </w:rPr>
+        <w:t xml:space="preserve">${ALAMAT_ORTU}</w:t>
+      </w:r>
       <w:r>
         <w:rPr>
           <w:rFonts w:ascii="Bookman Old Style" w:hAnsi="Bookman Old Style" w:cs="Arial"/>
@@ -3399,55 +2519,35 @@
           <w:sz w:val="22"/>
           <w:szCs w:val="22"/>
         </w:rPr>
-        <w:t xml:space="preserve">  Rt 0</w:t>
-      </w:r>
-      <w:r>
-        <w:rPr>
-          <w:rFonts w:ascii="Bookman Old Style" w:hAnsi="Bookman Old Style" w:cs="Arial"/>
-          <w:color w:val="000000"/>
-          <w:sz w:val="22"/>
-          <w:szCs w:val="22"/>
-        </w:rPr>
-        <w:t>24</w:t>
-      </w:r>
-      <w:r>
-        <w:rPr>
-          <w:rFonts w:ascii="Bookman Old Style" w:hAnsi="Bookman Old Style" w:cs="Arial"/>
-          <w:color w:val="000000"/>
-          <w:sz w:val="22"/>
-          <w:szCs w:val="22"/>
-        </w:rPr>
-        <w:t xml:space="preserve">  RW 00</w:t>
-      </w:r>
-      <w:r>
-        <w:rPr>
-          <w:rFonts w:ascii="Bookman Old Style" w:hAnsi="Bookman Old Style" w:cs="Arial"/>
-          <w:color w:val="000000"/>
-          <w:sz w:val="22"/>
-          <w:szCs w:val="22"/>
-        </w:rPr>
-        <w:t>7</w:t>
-      </w:r>
-      <w:r>
-        <w:rPr>
-          <w:rFonts w:ascii="Bookman Old Style" w:hAnsi="Bookman Old Style" w:cs="Arial"/>
-          <w:color w:val="000000"/>
-          <w:sz w:val="22"/>
-          <w:szCs w:val="22"/>
-        </w:rPr>
-        <w:t xml:space="preserve"> Desa </w:t>
-      </w:r>
-      <w:proofErr w:type="spellStart"/>
-      <w:r>
-        <w:rPr>
-          <w:rFonts w:ascii="Bookman Old Style" w:hAnsi="Bookman Old Style" w:cs="Arial"/>
-          <w:color w:val="000000"/>
-          <w:sz w:val="22"/>
-          <w:szCs w:val="22"/>
-        </w:rPr>
-        <w:t>Caringin</w:t>
-      </w:r>
-      <w:proofErr w:type="spellEnd"/>
+        <w:t> </w:t>
+      </w:r>
+      <w:r>
+        <w:rPr>
+          <w:rFonts w:ascii="Bookman Old Style" w:hAnsi="Bookman Old Style" w:cs="Arial"/>
+          <w:color w:val="000000"/>
+          <w:sz w:val="22"/>
+          <w:szCs w:val="22"/>
+        </w:rPr>
+        <w:t xml:space="preserve"> </w:t>
+      </w:r>
+      <w:r>
+        <w:rPr>
+          <w:rFonts w:ascii="Bookman Old Style" w:hAnsi="Bookman Old Style" w:cs="Arial"/>
+          <w:color w:val="000000"/>
+          <w:sz w:val="22"/>
+          <w:szCs w:val="22"/>
+        </w:rPr>
+        <w:t> </w:t>
+      </w:r>
+      <w:r>
+        <w:rPr>
+          <w:rFonts w:ascii="Bookman Old Style" w:hAnsi="Bookman Old Style" w:cs="Arial"/>
+          <w:color w:val="000000"/>
+          <w:sz w:val="22"/>
+          <w:szCs w:val="22"/>
+        </w:rPr>
+        <w:t xml:space="preserve"> </w:t>
+      </w:r>
     </w:p>
     <w:p>
       <w:pPr>
@@ -3472,27 +2572,27 @@
           <w:szCs w:val="22"/>
         </w:rPr>
         <w:tab/>
-        <w:t xml:space="preserve">          </w:t>
-      </w:r>
-      <w:r>
-        <w:rPr>
-          <w:rFonts w:ascii="Bookman Old Style" w:hAnsi="Bookman Old Style" w:cs="Arial"/>
-          <w:color w:val="000000"/>
-          <w:sz w:val="22"/>
-          <w:szCs w:val="22"/>
-        </w:rPr>
-        <w:tab/>
-        <w:t xml:space="preserve">  </w:t>
-      </w:r>
-      <w:r>
-        <w:rPr>
-          <w:rFonts w:ascii="Bookman Old Style" w:hAnsi="Bookman Old Style" w:cs="Arial"/>
-          <w:color w:val="000000"/>
-          <w:sz w:val="22"/>
-          <w:szCs w:val="22"/>
-          <w:lang w:val="sv-SE"/>
-        </w:rPr>
-        <w:t>Kecamatan Gegerbitung Kabupaten Sukabumi</w:t>
+        <w:t xml:space="preserve"> </w:t>
+      </w:r>
+      <w:r>
+        <w:rPr>
+          <w:rFonts w:ascii="Bookman Old Style" w:hAnsi="Bookman Old Style" w:cs="Arial"/>
+          <w:color w:val="000000"/>
+          <w:sz w:val="22"/>
+          <w:szCs w:val="22"/>
+        </w:rPr>
+        <w:tab/>
+        <w:t xml:space="preserve"> </w:t>
+      </w:r>
+      <w:r>
+        <w:rPr>
+          <w:rFonts w:ascii="Bookman Old Style" w:hAnsi="Bookman Old Style" w:cs="Arial"/>
+          <w:color w:val="000000"/>
+          <w:sz w:val="22"/>
+          <w:szCs w:val="22"/>
+          <w:lang w:val="sv-SE"/>
+        </w:rPr>
+        <w:t> </w:t>
       </w:r>
     </w:p>
     <w:p>
@@ -3559,7 +2659,6 @@
         </w:rPr>
         <w:t xml:space="preserve">Orang Tua </w:t>
       </w:r>
-      <w:proofErr w:type="spellStart"/>
       <w:r>
         <w:rPr>
           <w:rFonts w:ascii="Bookman Old Style" w:hAnsi="Bookman Old Style" w:cs="Arial"/>
@@ -3570,46 +2669,7 @@
           <w:sz w:val="22"/>
           <w:szCs w:val="22"/>
         </w:rPr>
-        <w:t>Kandung</w:t>
-      </w:r>
-      <w:proofErr w:type="spellEnd"/>
-      <w:r>
-        <w:rPr>
-          <w:rFonts w:ascii="Bookman Old Style" w:hAnsi="Bookman Old Style" w:cs="Arial"/>
-          <w:b/>
-          <w:i/>
-          <w:iCs/>
-          <w:color w:val="000000"/>
-          <w:sz w:val="22"/>
-          <w:szCs w:val="22"/>
-        </w:rPr>
-        <w:t xml:space="preserve">  </w:t>
-      </w:r>
-      <w:proofErr w:type="spellStart"/>
-      <w:r>
-        <w:rPr>
-          <w:rFonts w:ascii="Bookman Old Style" w:hAnsi="Bookman Old Style" w:cs="Arial"/>
-          <w:b/>
-          <w:i/>
-          <w:iCs/>
-          <w:color w:val="000000"/>
-          <w:sz w:val="22"/>
-          <w:szCs w:val="22"/>
-        </w:rPr>
-        <w:t>dari</w:t>
-      </w:r>
-      <w:proofErr w:type="spellEnd"/>
-      <w:r>
-        <w:rPr>
-          <w:rFonts w:ascii="Bookman Old Style" w:hAnsi="Bookman Old Style" w:cs="Arial"/>
-          <w:b/>
-          <w:i/>
-          <w:iCs/>
-          <w:color w:val="000000"/>
-          <w:sz w:val="22"/>
-          <w:szCs w:val="22"/>
-        </w:rPr>
-        <w:t xml:space="preserve"> </w:t>
+        <w:t xml:space="preserve">Kandung  dari </w:t>
       </w:r>
       <w:r>
         <w:rPr>
@@ -3699,7 +2759,25 @@
           <w:sz w:val="22"/>
           <w:szCs w:val="22"/>
         </w:rPr>
-        <w:t xml:space="preserve"> HASNA LUTFI FAUZIA </w:t>
+        <w:t xml:space="preserve"> </w:t>
+      </w:r>
+      <w:r>
+        <w:rPr>
+          <w:rFonts w:ascii="Bookman Old Style" w:hAnsi="Bookman Old Style" w:cs="Arial"/>
+          <w:color w:val="000000"/>
+          <w:sz w:val="22"/>
+          <w:szCs w:val="22"/>
+        </w:rPr>
+        <w:t>${NAMA_LENGKAP}</w:t>
+      </w:r>
+      <w:r>
+        <w:rPr>
+          <w:rFonts w:ascii="Bookman Old Style" w:hAnsi="Bookman Old Style" w:cs="Arial"/>
+          <w:color w:val="000000"/>
+          <w:sz w:val="22"/>
+          <w:szCs w:val="22"/>
+        </w:rPr>
+        <w:t xml:space="preserve"> </w:t>
       </w:r>
     </w:p>
     <w:p>
@@ -3753,7 +2831,7 @@
           <w:szCs w:val="22"/>
           <w:lang w:val="sv-SE"/>
         </w:rPr>
-        <w:t>3202402210090008</w:t>
+        <w:t>${NO_KK}</w:t>
       </w:r>
     </w:p>
     <w:p>
@@ -3797,25 +2875,17 @@
           <w:lang w:val="sv-SE"/>
         </w:rPr>
         <w:tab/>
-        <w:t>:  320</w:t>
-      </w:r>
-      <w:r>
-        <w:rPr>
-          <w:rFonts w:ascii="Bookman Old Style" w:hAnsi="Bookman Old Style" w:cs="Arial"/>
-          <w:color w:val="000000"/>
-          <w:sz w:val="22"/>
-          <w:szCs w:val="22"/>
-        </w:rPr>
-        <w:t>240</w:t>
-      </w:r>
-      <w:r>
-        <w:rPr>
-          <w:rFonts w:ascii="Bookman Old Style" w:hAnsi="Bookman Old Style" w:cs="Arial"/>
-          <w:color w:val="000000"/>
-          <w:sz w:val="22"/>
-          <w:szCs w:val="22"/>
-        </w:rPr>
-        <w:t>4911090001</w:t>
+        <w:t xml:space="preserve">:  </w:t>
+      </w:r>
+      <w:r>
+        <w:rPr>
+          <w:rFonts w:ascii="Bookman Old Style" w:hAnsi="Bookman Old Style" w:cs="Arial"/>
+          <w:color w:val="000000"/>
+          <w:sz w:val="22"/>
+          <w:szCs w:val="22"/>
+          <w:lang w:val="sv-SE"/>
+        </w:rPr>
+        <w:t>${NIK}</w:t>
       </w:r>
     </w:p>
     <w:p>
@@ -3859,16 +2929,17 @@
           <w:lang w:val="sv-SE"/>
         </w:rPr>
         <w:tab/>
-        <w:t>:  Sukabumi,</w:t>
-      </w:r>
-      <w:r>
-        <w:rPr>
-          <w:rFonts w:ascii="Bookman Old Style" w:hAnsi="Bookman Old Style" w:cs="Arial"/>
-          <w:color w:val="000000"/>
-          <w:sz w:val="22"/>
-          <w:szCs w:val="22"/>
-        </w:rPr>
-        <w:t>09-11-2009</w:t>
+        <w:t xml:space="preserve">:  </w:t>
+      </w:r>
+      <w:r>
+        <w:rPr>
+          <w:rFonts w:ascii="Bookman Old Style" w:hAnsi="Bookman Old Style" w:cs="Arial"/>
+          <w:color w:val="000000"/>
+          <w:sz w:val="22"/>
+          <w:szCs w:val="22"/>
+          <w:lang w:val="sv-SE"/>
+        </w:rPr>
+        <w:t>${TTL}</w:t>
       </w:r>
     </w:p>
     <w:p>
@@ -3923,7 +2994,7 @@
           <w:szCs w:val="22"/>
           <w:lang w:val="sv-SE"/>
         </w:rPr>
-        <w:t xml:space="preserve">Perempuan </w:t>
+        <w:t xml:space="preserve">${JENIS_KELAMIN}</w:t>
       </w:r>
     </w:p>
     <w:p>
@@ -3951,25 +3022,14 @@
         </w:rPr>
         <w:t xml:space="preserve">                    A</w:t>
       </w:r>
-      <w:proofErr w:type="spellStart"/>
-      <w:r>
-        <w:rPr>
-          <w:rFonts w:ascii="Bookman Old Style" w:hAnsi="Bookman Old Style" w:cs="Arial"/>
-          <w:color w:val="000000"/>
-          <w:sz w:val="22"/>
-          <w:szCs w:val="22"/>
-        </w:rPr>
-        <w:t>lamat</w:t>
-      </w:r>
-      <w:proofErr w:type="spellEnd"/>
-      <w:r>
-        <w:rPr>
-          <w:rFonts w:ascii="Bookman Old Style" w:hAnsi="Bookman Old Style" w:cs="Arial"/>
-          <w:color w:val="000000"/>
-          <w:sz w:val="22"/>
-          <w:szCs w:val="22"/>
-        </w:rPr>
-        <w:t xml:space="preserve">       </w:t>
+      <w:r>
+        <w:rPr>
+          <w:rFonts w:ascii="Bookman Old Style" w:hAnsi="Bookman Old Style" w:cs="Arial"/>
+          <w:color w:val="000000"/>
+          <w:sz w:val="22"/>
+          <w:szCs w:val="22"/>
+        </w:rPr>
+        <w:t xml:space="preserve">lamat       </w:t>
       </w:r>
       <w:r>
         <w:rPr>
@@ -3991,45 +3051,14 @@
         <w:tab/>
         <w:t xml:space="preserve">:  </w:t>
       </w:r>
-      <w:proofErr w:type="spellStart"/>
-      <w:r>
-        <w:rPr>
-          <w:rFonts w:ascii="Bookman Old Style" w:hAnsi="Bookman Old Style" w:cs="Arial"/>
-          <w:color w:val="000000"/>
-          <w:sz w:val="22"/>
-          <w:szCs w:val="22"/>
-        </w:rPr>
-        <w:t>Kp</w:t>
-      </w:r>
-      <w:proofErr w:type="spellEnd"/>
-      <w:r>
-        <w:rPr>
-          <w:rFonts w:ascii="Bookman Old Style" w:hAnsi="Bookman Old Style" w:cs="Arial"/>
-          <w:color w:val="000000"/>
-          <w:sz w:val="22"/>
-          <w:szCs w:val="22"/>
-        </w:rPr>
-        <w:t xml:space="preserve">. </w:t>
-      </w:r>
-      <w:proofErr w:type="spellStart"/>
-      <w:r>
-        <w:rPr>
-          <w:rFonts w:ascii="Bookman Old Style" w:hAnsi="Bookman Old Style" w:cs="Arial"/>
-          <w:color w:val="000000"/>
-          <w:sz w:val="22"/>
-          <w:szCs w:val="22"/>
-        </w:rPr>
-        <w:t>Ciseupan</w:t>
-      </w:r>
-      <w:proofErr w:type="spellEnd"/>
-      <w:r>
-        <w:rPr>
-          <w:rFonts w:ascii="Bookman Old Style" w:hAnsi="Bookman Old Style" w:cs="Arial"/>
-          <w:color w:val="000000"/>
-          <w:sz w:val="22"/>
-          <w:szCs w:val="22"/>
-        </w:rPr>
-        <w:t xml:space="preserve">   Rt 024  RW 007 Desa Caringin</w:t>
+      <w:r>
+        <w:rPr>
+          <w:rFonts w:ascii="Bookman Old Style" w:hAnsi="Bookman Old Style" w:cs="Arial"/>
+          <w:color w:val="000000"/>
+          <w:sz w:val="22"/>
+          <w:szCs w:val="22"/>
+        </w:rPr>
+        <w:t>${ALAMAT_LENGKAP}</w:t>
       </w:r>
     </w:p>
     <w:p>
@@ -4055,27 +3084,27 @@
           <w:szCs w:val="22"/>
         </w:rPr>
         <w:tab/>
-        <w:t xml:space="preserve">          </w:t>
-      </w:r>
-      <w:r>
-        <w:rPr>
-          <w:rFonts w:ascii="Bookman Old Style" w:hAnsi="Bookman Old Style" w:cs="Arial"/>
-          <w:color w:val="000000"/>
-          <w:sz w:val="22"/>
-          <w:szCs w:val="22"/>
-        </w:rPr>
-        <w:tab/>
-        <w:t xml:space="preserve">  </w:t>
-      </w:r>
-      <w:r>
-        <w:rPr>
-          <w:rFonts w:ascii="Bookman Old Style" w:hAnsi="Bookman Old Style" w:cs="Arial"/>
-          <w:color w:val="000000"/>
-          <w:sz w:val="22"/>
-          <w:szCs w:val="22"/>
-          <w:lang w:val="sv-SE"/>
-        </w:rPr>
-        <w:t>Kecamatan Gegerbitung Kabupaten Sukabumi</w:t>
+        <w:t xml:space="preserve"> </w:t>
+      </w:r>
+      <w:r>
+        <w:rPr>
+          <w:rFonts w:ascii="Bookman Old Style" w:hAnsi="Bookman Old Style" w:cs="Arial"/>
+          <w:color w:val="000000"/>
+          <w:sz w:val="22"/>
+          <w:szCs w:val="22"/>
+        </w:rPr>
+        <w:tab/>
+        <w:t xml:space="preserve"> </w:t>
+      </w:r>
+      <w:r>
+        <w:rPr>
+          <w:rFonts w:ascii="Bookman Old Style" w:hAnsi="Bookman Old Style" w:cs="Arial"/>
+          <w:color w:val="000000"/>
+          <w:sz w:val="22"/>
+          <w:szCs w:val="22"/>
+          <w:lang w:val="sv-SE"/>
+        </w:rPr>
+        <w:t> </w:t>
       </w:r>
       <w:r>
         <w:rPr>
@@ -4123,7 +3152,7 @@
           <w:lang w:val="sv-SE"/>
         </w:rPr>
         <w:tab/>
-        <w:t xml:space="preserve">: SMA 3 SUKABUMI  </w:t>
+        <w:t xml:space="preserve">: ${ASAL_SEKOLAH}  </w:t>
       </w:r>
     </w:p>
     <w:p>
@@ -4171,225 +3200,14 @@
         </w:rPr>
         <w:tab/>
       </w:r>
-      <w:proofErr w:type="spellStart"/>
-      <w:r>
-        <w:rPr>
-          <w:rFonts w:ascii="Bookman Old Style" w:hAnsi="Bookman Old Style" w:cs="Arial"/>
-          <w:color w:val="000000"/>
-          <w:sz w:val="22"/>
-          <w:szCs w:val="22"/>
-        </w:rPr>
-        <w:t>Menurut</w:t>
-      </w:r>
-      <w:proofErr w:type="spellEnd"/>
-      <w:r>
-        <w:rPr>
-          <w:rFonts w:ascii="Bookman Old Style" w:hAnsi="Bookman Old Style" w:cs="Arial"/>
-          <w:color w:val="000000"/>
-          <w:sz w:val="22"/>
-          <w:szCs w:val="22"/>
-        </w:rPr>
-        <w:t xml:space="preserve"> </w:t>
-      </w:r>
-      <w:proofErr w:type="spellStart"/>
-      <w:r>
-        <w:rPr>
-          <w:rFonts w:ascii="Bookman Old Style" w:hAnsi="Bookman Old Style" w:cs="Arial"/>
-          <w:color w:val="000000"/>
-          <w:sz w:val="22"/>
-          <w:szCs w:val="22"/>
-        </w:rPr>
-        <w:t>Pengakuannya</w:t>
-      </w:r>
-      <w:proofErr w:type="spellEnd"/>
-      <w:r>
-        <w:rPr>
-          <w:rFonts w:ascii="Bookman Old Style" w:hAnsi="Bookman Old Style" w:cs="Arial"/>
-          <w:color w:val="000000"/>
-          <w:sz w:val="22"/>
-          <w:szCs w:val="22"/>
-        </w:rPr>
-        <w:t xml:space="preserve"> dan </w:t>
-      </w:r>
-      <w:proofErr w:type="spellStart"/>
-      <w:r>
-        <w:rPr>
-          <w:rFonts w:ascii="Bookman Old Style" w:hAnsi="Bookman Old Style" w:cs="Arial"/>
-          <w:color w:val="000000"/>
-          <w:sz w:val="22"/>
-          <w:szCs w:val="22"/>
-        </w:rPr>
-        <w:t>sepanjang</w:t>
-      </w:r>
-      <w:proofErr w:type="spellEnd"/>
-      <w:r>
-        <w:rPr>
-          <w:rFonts w:ascii="Bookman Old Style" w:hAnsi="Bookman Old Style" w:cs="Arial"/>
-          <w:color w:val="000000"/>
-          <w:sz w:val="22"/>
-          <w:szCs w:val="22"/>
-        </w:rPr>
-        <w:t xml:space="preserve"> </w:t>
-      </w:r>
-      <w:proofErr w:type="spellStart"/>
-      <w:r>
-        <w:rPr>
-          <w:rFonts w:ascii="Bookman Old Style" w:hAnsi="Bookman Old Style" w:cs="Arial"/>
-          <w:color w:val="000000"/>
-          <w:sz w:val="22"/>
-          <w:szCs w:val="22"/>
-        </w:rPr>
-        <w:t>pengetahuan</w:t>
-      </w:r>
-      <w:proofErr w:type="spellEnd"/>
-      <w:r>
-        <w:rPr>
-          <w:rFonts w:ascii="Bookman Old Style" w:hAnsi="Bookman Old Style" w:cs="Arial"/>
-          <w:color w:val="000000"/>
-          <w:sz w:val="22"/>
-          <w:szCs w:val="22"/>
-        </w:rPr>
-        <w:t xml:space="preserve"> kami dan </w:t>
-      </w:r>
-      <w:proofErr w:type="spellStart"/>
-      <w:r>
-        <w:rPr>
-          <w:rFonts w:ascii="Bookman Old Style" w:hAnsi="Bookman Old Style" w:cs="Arial"/>
-          <w:color w:val="000000"/>
-          <w:sz w:val="22"/>
-          <w:szCs w:val="22"/>
-        </w:rPr>
-        <w:t>Laporan</w:t>
-      </w:r>
-      <w:proofErr w:type="spellEnd"/>
-      <w:r>
-        <w:rPr>
-          <w:rFonts w:ascii="Bookman Old Style" w:hAnsi="Bookman Old Style" w:cs="Arial"/>
-          <w:color w:val="000000"/>
-          <w:sz w:val="22"/>
-          <w:szCs w:val="22"/>
-        </w:rPr>
-        <w:t xml:space="preserve"> </w:t>
-      </w:r>
-      <w:proofErr w:type="spellStart"/>
-      <w:r>
-        <w:rPr>
-          <w:rFonts w:ascii="Bookman Old Style" w:hAnsi="Bookman Old Style" w:cs="Arial"/>
-          <w:color w:val="000000"/>
-          <w:sz w:val="22"/>
-          <w:szCs w:val="22"/>
-        </w:rPr>
-        <w:t>Ketua</w:t>
-      </w:r>
-      <w:proofErr w:type="spellEnd"/>
-      <w:r>
-        <w:rPr>
-          <w:rFonts w:ascii="Bookman Old Style" w:hAnsi="Bookman Old Style" w:cs="Arial"/>
-          <w:color w:val="000000"/>
-          <w:sz w:val="22"/>
-          <w:szCs w:val="22"/>
-        </w:rPr>
-        <w:t xml:space="preserve"> RT /</w:t>
-      </w:r>
-      <w:proofErr w:type="spellStart"/>
-      <w:r>
-        <w:rPr>
-          <w:rFonts w:ascii="Bookman Old Style" w:hAnsi="Bookman Old Style" w:cs="Arial"/>
-          <w:color w:val="000000"/>
-          <w:sz w:val="22"/>
-          <w:szCs w:val="22"/>
-        </w:rPr>
-        <w:t>Rw</w:t>
-      </w:r>
-      <w:proofErr w:type="spellEnd"/>
-      <w:r>
-        <w:rPr>
-          <w:rFonts w:ascii="Bookman Old Style" w:hAnsi="Bookman Old Style" w:cs="Arial"/>
-          <w:color w:val="000000"/>
-          <w:sz w:val="22"/>
-          <w:szCs w:val="22"/>
-        </w:rPr>
-        <w:t xml:space="preserve"> </w:t>
-      </w:r>
-      <w:proofErr w:type="spellStart"/>
-      <w:r>
-        <w:rPr>
-          <w:rFonts w:ascii="Bookman Old Style" w:hAnsi="Bookman Old Style" w:cs="Arial"/>
-          <w:color w:val="000000"/>
-          <w:sz w:val="22"/>
-          <w:szCs w:val="22"/>
-        </w:rPr>
-        <w:t>bahwa</w:t>
-      </w:r>
-      <w:proofErr w:type="spellEnd"/>
-      <w:r>
-        <w:rPr>
-          <w:rFonts w:ascii="Bookman Old Style" w:hAnsi="Bookman Old Style" w:cs="Arial"/>
-          <w:color w:val="000000"/>
-          <w:sz w:val="22"/>
-          <w:szCs w:val="22"/>
-        </w:rPr>
-        <w:t xml:space="preserve"> orang </w:t>
-      </w:r>
-      <w:proofErr w:type="spellStart"/>
-      <w:r>
-        <w:rPr>
-          <w:rFonts w:ascii="Bookman Old Style" w:hAnsi="Bookman Old Style" w:cs="Arial"/>
-          <w:color w:val="000000"/>
-          <w:sz w:val="22"/>
-          <w:szCs w:val="22"/>
-        </w:rPr>
-        <w:t>tersebut</w:t>
-      </w:r>
-      <w:proofErr w:type="spellEnd"/>
-      <w:r>
-        <w:rPr>
-          <w:rFonts w:ascii="Bookman Old Style" w:hAnsi="Bookman Old Style" w:cs="Arial"/>
-          <w:color w:val="000000"/>
-          <w:sz w:val="22"/>
-          <w:szCs w:val="22"/>
-        </w:rPr>
-        <w:t xml:space="preserve"> </w:t>
-      </w:r>
-      <w:proofErr w:type="spellStart"/>
-      <w:r>
-        <w:rPr>
-          <w:rFonts w:ascii="Bookman Old Style" w:hAnsi="Bookman Old Style" w:cs="Arial"/>
-          <w:color w:val="000000"/>
-          <w:sz w:val="22"/>
-          <w:szCs w:val="22"/>
-        </w:rPr>
-        <w:t>tergolong</w:t>
-      </w:r>
-      <w:proofErr w:type="spellEnd"/>
-      <w:r>
-        <w:rPr>
-          <w:rFonts w:ascii="Bookman Old Style" w:hAnsi="Bookman Old Style" w:cs="Arial"/>
-          <w:color w:val="000000"/>
-          <w:sz w:val="22"/>
-          <w:szCs w:val="22"/>
-        </w:rPr>
-        <w:t xml:space="preserve"> </w:t>
-      </w:r>
-      <w:proofErr w:type="spellStart"/>
-      <w:r>
-        <w:rPr>
-          <w:rFonts w:ascii="Bookman Old Style" w:hAnsi="Bookman Old Style" w:cs="Arial"/>
-          <w:color w:val="000000"/>
-          <w:sz w:val="22"/>
-          <w:szCs w:val="22"/>
-        </w:rPr>
-        <w:t>Keluarga</w:t>
-      </w:r>
-      <w:proofErr w:type="spellEnd"/>
-      <w:r>
-        <w:rPr>
-          <w:rFonts w:ascii="Bookman Old Style" w:hAnsi="Bookman Old Style" w:cs="Arial"/>
-          <w:color w:val="000000"/>
-          <w:sz w:val="22"/>
-          <w:szCs w:val="22"/>
-        </w:rPr>
-        <w:t xml:space="preserve"> Tidak Mampu. </w:t>
+      <w:r>
+        <w:rPr>
+          <w:rFonts w:ascii="Bookman Old Style" w:hAnsi="Bookman Old Style" w:cs="Arial"/>
+          <w:color w:val="000000"/>
+          <w:sz w:val="22"/>
+          <w:szCs w:val="22"/>
+        </w:rPr>
+        <w:t xml:space="preserve">Menurut Pengakuannya dan sepanjang pengetahuan kami dan Laporan Ketua RT /Rw bahwa orang tersebut tergolong Keluarga Tidak Mampu. </w:t>
       </w:r>
     </w:p>
     <w:p>
@@ -4407,125 +3225,14 @@
           <w:szCs w:val="22"/>
         </w:rPr>
       </w:pPr>
-      <w:proofErr w:type="spellStart"/>
-      <w:r>
-        <w:rPr>
-          <w:rFonts w:ascii="Bookman Old Style" w:hAnsi="Bookman Old Style" w:cs="Arial"/>
-          <w:color w:val="000000"/>
-          <w:sz w:val="22"/>
-          <w:szCs w:val="22"/>
-        </w:rPr>
-        <w:t>Keterangan</w:t>
-      </w:r>
-      <w:proofErr w:type="spellEnd"/>
-      <w:r>
-        <w:rPr>
-          <w:rFonts w:ascii="Bookman Old Style" w:hAnsi="Bookman Old Style" w:cs="Arial"/>
-          <w:color w:val="000000"/>
-          <w:sz w:val="22"/>
-          <w:szCs w:val="22"/>
-        </w:rPr>
-        <w:t xml:space="preserve"> </w:t>
-      </w:r>
-      <w:proofErr w:type="spellStart"/>
-      <w:r>
-        <w:rPr>
-          <w:rFonts w:ascii="Bookman Old Style" w:hAnsi="Bookman Old Style" w:cs="Arial"/>
-          <w:color w:val="000000"/>
-          <w:sz w:val="22"/>
-          <w:szCs w:val="22"/>
-        </w:rPr>
-        <w:t>ini</w:t>
-      </w:r>
-      <w:proofErr w:type="spellEnd"/>
-      <w:r>
-        <w:rPr>
-          <w:rFonts w:ascii="Bookman Old Style" w:hAnsi="Bookman Old Style" w:cs="Arial"/>
-          <w:color w:val="000000"/>
-          <w:sz w:val="22"/>
-          <w:szCs w:val="22"/>
-        </w:rPr>
-        <w:t xml:space="preserve"> </w:t>
-      </w:r>
-      <w:proofErr w:type="spellStart"/>
-      <w:r>
-        <w:rPr>
-          <w:rFonts w:ascii="Bookman Old Style" w:hAnsi="Bookman Old Style" w:cs="Arial"/>
-          <w:color w:val="000000"/>
-          <w:sz w:val="22"/>
-          <w:szCs w:val="22"/>
-        </w:rPr>
-        <w:t>dipergunakan</w:t>
-      </w:r>
-      <w:proofErr w:type="spellEnd"/>
-      <w:r>
-        <w:rPr>
-          <w:rFonts w:ascii="Bookman Old Style" w:hAnsi="Bookman Old Style" w:cs="Arial"/>
-          <w:color w:val="000000"/>
-          <w:sz w:val="22"/>
-          <w:szCs w:val="22"/>
-        </w:rPr>
-        <w:t xml:space="preserve"> </w:t>
-      </w:r>
-      <w:proofErr w:type="spellStart"/>
-      <w:r>
-        <w:rPr>
-          <w:rFonts w:ascii="Bookman Old Style" w:hAnsi="Bookman Old Style" w:cs="Arial"/>
-          <w:color w:val="000000"/>
-          <w:sz w:val="22"/>
-          <w:szCs w:val="22"/>
-        </w:rPr>
-        <w:t>untuk</w:t>
-      </w:r>
-      <w:proofErr w:type="spellEnd"/>
-      <w:r>
-        <w:rPr>
-          <w:rFonts w:ascii="Bookman Old Style" w:hAnsi="Bookman Old Style" w:cs="Arial"/>
-          <w:color w:val="000000"/>
-          <w:sz w:val="22"/>
-          <w:szCs w:val="22"/>
-        </w:rPr>
-        <w:t xml:space="preserve">   </w:t>
-      </w:r>
-      <w:proofErr w:type="spellStart"/>
-      <w:r>
-        <w:rPr>
-          <w:rFonts w:ascii="Bookman Old Style" w:hAnsi="Bookman Old Style" w:cs="Arial"/>
-          <w:color w:val="000000"/>
-          <w:sz w:val="22"/>
-          <w:szCs w:val="22"/>
-        </w:rPr>
-        <w:t>Melanjutkan</w:t>
-      </w:r>
-      <w:proofErr w:type="spellEnd"/>
-      <w:r>
-        <w:rPr>
-          <w:rFonts w:ascii="Bookman Old Style" w:hAnsi="Bookman Old Style" w:cs="Arial"/>
-          <w:color w:val="000000"/>
-          <w:sz w:val="22"/>
-          <w:szCs w:val="22"/>
-        </w:rPr>
-        <w:t xml:space="preserve"> </w:t>
-      </w:r>
-      <w:proofErr w:type="spellStart"/>
-      <w:r>
-        <w:rPr>
-          <w:rFonts w:ascii="Bookman Old Style" w:hAnsi="Bookman Old Style" w:cs="Arial"/>
-          <w:color w:val="000000"/>
-          <w:sz w:val="22"/>
-          <w:szCs w:val="22"/>
-        </w:rPr>
-        <w:t>sekolah</w:t>
-      </w:r>
-      <w:proofErr w:type="spellEnd"/>
-      <w:r>
-        <w:rPr>
-          <w:rFonts w:ascii="Bookman Old Style" w:hAnsi="Bookman Old Style" w:cs="Arial"/>
-          <w:color w:val="000000"/>
-          <w:sz w:val="22"/>
-          <w:szCs w:val="22"/>
-        </w:rPr>
-        <w:t>/Kuliah.</w:t>
+      <w:r>
+        <w:rPr>
+          <w:rFonts w:ascii="Bookman Old Style" w:hAnsi="Bookman Old Style" w:cs="Arial"/>
+          <w:color w:val="000000"/>
+          <w:sz w:val="22"/>
+          <w:szCs w:val="22"/>
+        </w:rPr>
+        <w:t>Keterangan ini dipergunakan untuk   Melanjutkan sekolah/Kuliah.</w:t>
       </w:r>
     </w:p>
     <w:p>
@@ -4606,17 +3313,17 @@
           <w:szCs w:val="22"/>
           <w:lang w:val="sv-SE"/>
         </w:rPr>
-        <w:t>30</w:t>
-      </w:r>
-      <w:r>
-        <w:rPr>
-          <w:rFonts w:ascii="Bookman Old Style" w:hAnsi="Bookman Old Style" w:cs="Arial"/>
-          <w:color w:val="000000"/>
-          <w:sz w:val="22"/>
-          <w:szCs w:val="22"/>
-          <w:lang w:val="sv-SE"/>
-        </w:rPr>
-        <w:t xml:space="preserve"> Juli 2024</w:t>
+        <w:t>${TANGGAL_SEKARANG}</w:t>
+      </w:r>
+      <w:r>
+        <w:rPr>
+          <w:rFonts w:ascii="Bookman Old Style" w:hAnsi="Bookman Old Style" w:cs="Arial"/>
+          <w:color w:val="000000"/>
+          <w:sz w:val="22"/>
+          <w:szCs w:val="22"/>
+          <w:lang w:val="sv-SE"/>
+        </w:rPr>
+        <w:t xml:space="preserve"> </w:t>
       </w:r>
     </w:p>
     <w:p>
@@ -4755,7 +3462,7 @@
           <w:u w:val="single"/>
           <w:lang w:val="sv-SE"/>
         </w:rPr>
-        <w:t>M A R P U D I N</w:t>
+        <w:t>${KEPALA_DESA}</w:t>
       </w:r>
     </w:p>
     <w:p>
@@ -5464,7 +4171,7 @@
           <w:szCs w:val="28"/>
           <w:lang w:val="en-ID" w:eastAsia="en-ID"/>
         </w:rPr>
-        <w:pict>
+        <w:pict w14:anchorId="16419B1F">
           <v:shape id="_x0000_s1034" type="#_x0000_t75" alt="Description: http://media1.picsearch.com/is?G5bJSVrWbLEcHRKz3ZBLzAdDLDi2WFJBBa-oZecA0cU&amp;height=157" style="position:absolute;margin-left:215.8pt;margin-top:-15.2pt;width:73.85pt;height:73.8pt;z-index:251658240">
             <v:imagedata r:id="rId4" o:title="is?G5bJSVrWbLEcHRKz3ZBLzAdDLDi2WFJBBa-oZecA0cU&amp;height=157"/>
           </v:shape>
@@ -5562,7 +4269,7 @@
           <w:color w:val="000000"/>
           <w:lang w:val="en-ID" w:eastAsia="en-ID"/>
         </w:rPr>
-        <w:pict>
+        <w:pict w14:anchorId="6DE8B047">
           <v:line id="Line 3" o:spid="_x0000_s1033" style="position:absolute;z-index:251657216" from="25.8pt,1.7pt" to="499.2pt,1.7pt" strokeweight="4.5pt">
             <v:stroke linestyle="thinThick"/>
           </v:line>
@@ -5626,27 +4333,15 @@
           <w:szCs w:val="22"/>
         </w:rPr>
       </w:pPr>
-      <w:proofErr w:type="spellStart"/>
-      <w:r>
-        <w:rPr>
-          <w:rFonts w:ascii="Bookman Old Style" w:hAnsi="Bookman Old Style" w:cs="Arial"/>
-          <w:b/>
-          <w:color w:val="000000"/>
-          <w:sz w:val="22"/>
-          <w:szCs w:val="22"/>
-        </w:rPr>
-        <w:t>Nomor</w:t>
-      </w:r>
-      <w:proofErr w:type="spellEnd"/>
-      <w:r>
-        <w:rPr>
-          <w:rFonts w:ascii="Bookman Old Style" w:hAnsi="Bookman Old Style" w:cs="Arial"/>
-          <w:b/>
-          <w:color w:val="000000"/>
-          <w:sz w:val="22"/>
-          <w:szCs w:val="22"/>
-        </w:rPr>
-        <w:t xml:space="preserve"> : 474.1 /      / X / 2019</w:t>
+      <w:r>
+        <w:rPr>
+          <w:rFonts w:ascii="Bookman Old Style" w:hAnsi="Bookman Old Style" w:cs="Arial"/>
+          <w:b/>
+          <w:color w:val="000000"/>
+          <w:sz w:val="22"/>
+          <w:szCs w:val="22"/>
+        </w:rPr>
+        <w:t>Nomor : ${NOMOR_SURAT}</w:t>
       </w:r>
     </w:p>
     <w:p>
@@ -5702,167 +4397,7 @@
           <w:rFonts w:ascii="Bookman Old Style" w:hAnsi="Bookman Old Style" w:cs="Arial"/>
           <w:szCs w:val="24"/>
         </w:rPr>
-        <w:t xml:space="preserve">Yang </w:t>
-      </w:r>
-      <w:proofErr w:type="spellStart"/>
-      <w:r>
-        <w:rPr>
-          <w:rFonts w:ascii="Bookman Old Style" w:hAnsi="Bookman Old Style" w:cs="Arial"/>
-          <w:szCs w:val="24"/>
-        </w:rPr>
-        <w:t>bertanda</w:t>
-      </w:r>
-      <w:proofErr w:type="spellEnd"/>
-      <w:r>
-        <w:rPr>
-          <w:rFonts w:ascii="Bookman Old Style" w:hAnsi="Bookman Old Style" w:cs="Arial"/>
-          <w:szCs w:val="24"/>
-        </w:rPr>
-        <w:t xml:space="preserve"> </w:t>
-      </w:r>
-      <w:proofErr w:type="spellStart"/>
-      <w:r>
-        <w:rPr>
-          <w:rFonts w:ascii="Bookman Old Style" w:hAnsi="Bookman Old Style" w:cs="Arial"/>
-          <w:szCs w:val="24"/>
-        </w:rPr>
-        <w:t>tangan</w:t>
-      </w:r>
-      <w:proofErr w:type="spellEnd"/>
-      <w:r>
-        <w:rPr>
-          <w:rFonts w:ascii="Bookman Old Style" w:hAnsi="Bookman Old Style" w:cs="Arial"/>
-          <w:szCs w:val="24"/>
-        </w:rPr>
-        <w:t xml:space="preserve"> </w:t>
-      </w:r>
-      <w:proofErr w:type="spellStart"/>
-      <w:r>
-        <w:rPr>
-          <w:rFonts w:ascii="Bookman Old Style" w:hAnsi="Bookman Old Style" w:cs="Arial"/>
-          <w:szCs w:val="24"/>
-        </w:rPr>
-        <w:t>dibawah</w:t>
-      </w:r>
-      <w:proofErr w:type="spellEnd"/>
-      <w:r>
-        <w:rPr>
-          <w:rFonts w:ascii="Bookman Old Style" w:hAnsi="Bookman Old Style" w:cs="Arial"/>
-          <w:szCs w:val="24"/>
-        </w:rPr>
-        <w:t xml:space="preserve"> </w:t>
-      </w:r>
-      <w:proofErr w:type="spellStart"/>
-      <w:r>
-        <w:rPr>
-          <w:rFonts w:ascii="Bookman Old Style" w:hAnsi="Bookman Old Style" w:cs="Arial"/>
-          <w:szCs w:val="24"/>
-        </w:rPr>
-        <w:t>ini</w:t>
-      </w:r>
-      <w:proofErr w:type="spellEnd"/>
-      <w:r>
-        <w:rPr>
-          <w:rFonts w:ascii="Bookman Old Style" w:hAnsi="Bookman Old Style" w:cs="Arial"/>
-          <w:szCs w:val="24"/>
-        </w:rPr>
-        <w:t xml:space="preserve">, </w:t>
-      </w:r>
-      <w:proofErr w:type="spellStart"/>
-      <w:r>
-        <w:rPr>
-          <w:rFonts w:ascii="Bookman Old Style" w:hAnsi="Bookman Old Style" w:cs="Arial"/>
-          <w:szCs w:val="24"/>
-        </w:rPr>
-        <w:t>Kepala</w:t>
-      </w:r>
-      <w:proofErr w:type="spellEnd"/>
-      <w:r>
-        <w:rPr>
-          <w:rFonts w:ascii="Bookman Old Style" w:hAnsi="Bookman Old Style" w:cs="Arial"/>
-          <w:szCs w:val="24"/>
-        </w:rPr>
-        <w:t xml:space="preserve"> Desa </w:t>
-      </w:r>
-      <w:proofErr w:type="spellStart"/>
-      <w:r>
-        <w:rPr>
-          <w:rFonts w:ascii="Bookman Old Style" w:hAnsi="Bookman Old Style" w:cs="Arial"/>
-          <w:szCs w:val="24"/>
-        </w:rPr>
-        <w:t>Caringin</w:t>
-      </w:r>
-      <w:proofErr w:type="spellEnd"/>
-      <w:r>
-        <w:rPr>
-          <w:rFonts w:ascii="Bookman Old Style" w:hAnsi="Bookman Old Style" w:cs="Arial"/>
-          <w:szCs w:val="24"/>
-        </w:rPr>
-        <w:t xml:space="preserve"> </w:t>
-      </w:r>
-      <w:proofErr w:type="spellStart"/>
-      <w:r>
-        <w:rPr>
-          <w:rFonts w:ascii="Bookman Old Style" w:hAnsi="Bookman Old Style" w:cs="Arial"/>
-          <w:szCs w:val="24"/>
-        </w:rPr>
-        <w:t>Kecamatan</w:t>
-      </w:r>
-      <w:proofErr w:type="spellEnd"/>
-      <w:r>
-        <w:rPr>
-          <w:rFonts w:ascii="Bookman Old Style" w:hAnsi="Bookman Old Style" w:cs="Arial"/>
-          <w:szCs w:val="24"/>
-        </w:rPr>
-        <w:t xml:space="preserve"> Gegerbitung </w:t>
-      </w:r>
-      <w:proofErr w:type="spellStart"/>
-      <w:r>
-        <w:rPr>
-          <w:rFonts w:ascii="Bookman Old Style" w:hAnsi="Bookman Old Style" w:cs="Arial"/>
-          <w:szCs w:val="24"/>
-        </w:rPr>
-        <w:t>Kabupaten</w:t>
-      </w:r>
-      <w:proofErr w:type="spellEnd"/>
-      <w:r>
-        <w:rPr>
-          <w:rFonts w:ascii="Bookman Old Style" w:hAnsi="Bookman Old Style" w:cs="Arial"/>
-          <w:szCs w:val="24"/>
-        </w:rPr>
-        <w:t xml:space="preserve"> Sukabumi, </w:t>
-      </w:r>
-      <w:proofErr w:type="spellStart"/>
-      <w:r>
-        <w:rPr>
-          <w:rFonts w:ascii="Bookman Old Style" w:hAnsi="Bookman Old Style" w:cs="Arial"/>
-          <w:szCs w:val="24"/>
-        </w:rPr>
-        <w:t>menerangkan</w:t>
-      </w:r>
-      <w:proofErr w:type="spellEnd"/>
-      <w:r>
-        <w:rPr>
-          <w:rFonts w:ascii="Bookman Old Style" w:hAnsi="Bookman Old Style" w:cs="Arial"/>
-          <w:szCs w:val="24"/>
-        </w:rPr>
-        <w:t xml:space="preserve"> </w:t>
-      </w:r>
-      <w:proofErr w:type="spellStart"/>
-      <w:r>
-        <w:rPr>
-          <w:rFonts w:ascii="Bookman Old Style" w:hAnsi="Bookman Old Style" w:cs="Arial"/>
-          <w:szCs w:val="24"/>
-        </w:rPr>
-        <w:t>bahwa</w:t>
-      </w:r>
-      <w:proofErr w:type="spellEnd"/>
-      <w:r>
-        <w:rPr>
-          <w:rFonts w:ascii="Bookman Old Style" w:hAnsi="Bookman Old Style" w:cs="Arial"/>
-          <w:szCs w:val="24"/>
-        </w:rPr>
-        <w:t>;</w:t>
+        <w:t>Yang bertanda tangan dibawah ini, Kepala Desa Caringin Kecamatan Gegerbitung Kabupaten Sukabumi, menerangkan bahwa;</w:t>
       </w:r>
     </w:p>
     <w:p>
@@ -5929,7 +4464,7 @@
           <w:szCs w:val="24"/>
           <w:lang w:val="sv-SE"/>
         </w:rPr>
-        <w:t>ASEP SUMARDI</w:t>
+        <w:t>${NAMA_ORTU}</w:t>
       </w:r>
     </w:p>
     <w:p>
@@ -6003,7 +4538,7 @@
           <w:sz w:val="22"/>
           <w:szCs w:val="22"/>
         </w:rPr>
-        <w:t>3202400808070909</w:t>
+        <w:t>${NO_KK_ORTU}</w:t>
       </w:r>
     </w:p>
     <w:p>
@@ -6066,7 +4601,7 @@
           <w:sz w:val="22"/>
           <w:szCs w:val="22"/>
         </w:rPr>
-        <w:t>3202401008720001</w:t>
+        <w:t>${NIK_ORTU}</w:t>
       </w:r>
     </w:p>
     <w:p>
@@ -6110,7 +4645,7 @@
           <w:lang w:val="sv-SE"/>
         </w:rPr>
         <w:tab/>
-        <w:t xml:space="preserve">:  Sukabumi, </w:t>
+        <w:t xml:space="preserve">:  </w:t>
       </w:r>
       <w:r>
         <w:rPr>
@@ -6119,7 +4654,7 @@
           <w:sz w:val="22"/>
           <w:szCs w:val="22"/>
         </w:rPr>
-        <w:t>10-08-1972</w:t>
+        <w:t>${TTL_ORTU}</w:t>
       </w:r>
       <w:r>
         <w:rPr>
@@ -6173,7 +4708,7 @@
           <w:lang w:val="sv-SE"/>
         </w:rPr>
         <w:tab/>
-        <w:t xml:space="preserve">:  Laki- Laki </w:t>
+        <w:t xml:space="preserve">:  ${JENIS_KELAMIN_ORTU} </w:t>
       </w:r>
     </w:p>
     <w:p>
@@ -6228,7 +4763,7 @@
           <w:lang w:val="sv-SE"/>
         </w:rPr>
         <w:tab/>
-        <w:t xml:space="preserve">:  Buruh harian lepas       </w:t>
+        <w:t xml:space="preserve">:  ${PEKERJAAN_ORTU}       </w:t>
       </w:r>
     </w:p>
     <w:p>
@@ -6269,36 +4804,8 @@
           <w:szCs w:val="24"/>
         </w:rPr>
         <w:tab/>
-        <w:t xml:space="preserve">:  </w:t>
-      </w:r>
-      <w:proofErr w:type="spellStart"/>
-      <w:r>
-        <w:rPr>
-          <w:rFonts w:ascii="Bookman Old Style" w:hAnsi="Bookman Old Style" w:cs="Arial"/>
-          <w:color w:val="000000"/>
-          <w:szCs w:val="24"/>
-        </w:rPr>
-        <w:t>Kp.Cigeblug</w:t>
-      </w:r>
-      <w:proofErr w:type="spellEnd"/>
-      <w:r>
-        <w:rPr>
-          <w:rFonts w:ascii="Bookman Old Style" w:hAnsi="Bookman Old Style" w:cs="Arial"/>
-          <w:color w:val="000000"/>
-          <w:szCs w:val="24"/>
-        </w:rPr>
-        <w:t xml:space="preserve">  Rt 029  RW 008  Desa </w:t>
-      </w:r>
-      <w:proofErr w:type="spellStart"/>
-      <w:r>
-        <w:rPr>
-          <w:rFonts w:ascii="Bookman Old Style" w:hAnsi="Bookman Old Style" w:cs="Arial"/>
-          <w:color w:val="000000"/>
-          <w:szCs w:val="24"/>
-        </w:rPr>
-        <w:t>Caringin</w:t>
-      </w:r>
-      <w:proofErr w:type="spellEnd"/>
+        <w:t>:  ${ALAMAT_ORTU}</w:t>
+      </w:r>
     </w:p>
     <w:p>
       <w:pPr>
@@ -6321,25 +4828,25 @@
           <w:szCs w:val="24"/>
         </w:rPr>
         <w:tab/>
-        <w:t xml:space="preserve">          </w:t>
-      </w:r>
-      <w:r>
-        <w:rPr>
-          <w:rFonts w:ascii="Bookman Old Style" w:hAnsi="Bookman Old Style" w:cs="Arial"/>
-          <w:color w:val="000000"/>
-          <w:szCs w:val="24"/>
-        </w:rPr>
-        <w:tab/>
-        <w:t xml:space="preserve">   </w:t>
-      </w:r>
-      <w:r>
-        <w:rPr>
-          <w:rFonts w:ascii="Bookman Old Style" w:hAnsi="Bookman Old Style" w:cs="Arial"/>
-          <w:color w:val="000000"/>
-          <w:szCs w:val="24"/>
-          <w:lang w:val="sv-SE"/>
-        </w:rPr>
-        <w:t>Kecamatan Gegerbitung Kabupaten Sukabumi</w:t>
+        <w:t xml:space="preserve"> </w:t>
+      </w:r>
+      <w:r>
+        <w:rPr>
+          <w:rFonts w:ascii="Bookman Old Style" w:hAnsi="Bookman Old Style" w:cs="Arial"/>
+          <w:color w:val="000000"/>
+          <w:szCs w:val="24"/>
+        </w:rPr>
+        <w:tab/>
+        <w:t xml:space="preserve"> </w:t>
+      </w:r>
+      <w:r>
+        <w:rPr>
+          <w:rFonts w:ascii="Bookman Old Style" w:hAnsi="Bookman Old Style" w:cs="Arial"/>
+          <w:color w:val="000000"/>
+          <w:szCs w:val="24"/>
+          <w:lang w:val="sv-SE"/>
+        </w:rPr>
+        <w:t> </w:t>
       </w:r>
     </w:p>
     <w:p>
@@ -6398,33 +4905,7 @@
           <w:sz w:val="24"/>
           <w:szCs w:val="24"/>
         </w:rPr>
-        <w:t xml:space="preserve">Orang Tua  / Wali </w:t>
-      </w:r>
-      <w:proofErr w:type="spellStart"/>
-      <w:r>
-        <w:rPr>
-          <w:rFonts w:ascii="Bookman Old Style" w:hAnsi="Bookman Old Style" w:cs="Arial"/>
-          <w:b/>
-          <w:i/>
-          <w:iCs/>
-          <w:color w:val="000000"/>
-          <w:sz w:val="24"/>
-          <w:szCs w:val="24"/>
-        </w:rPr>
-        <w:t>dari</w:t>
-      </w:r>
-      <w:proofErr w:type="spellEnd"/>
-      <w:r>
-        <w:rPr>
-          <w:rFonts w:ascii="Bookman Old Style" w:hAnsi="Bookman Old Style" w:cs="Arial"/>
-          <w:b/>
-          <w:i/>
-          <w:iCs/>
-          <w:color w:val="000000"/>
-          <w:sz w:val="24"/>
-          <w:szCs w:val="24"/>
-        </w:rPr>
-        <w:t xml:space="preserve"> </w:t>
+        <w:t xml:space="preserve">Orang Tua  / Wali dari </w:t>
       </w:r>
       <w:r>
         <w:rPr>
@@ -6517,7 +4998,29 @@
           <w:szCs w:val="24"/>
           <w:lang w:val="sv-SE"/>
         </w:rPr>
-        <w:t xml:space="preserve"> MUHAMMAD DANI PASDAN     </w:t>
+        <w:t xml:space="preserve"> </w:t>
+      </w:r>
+      <w:r>
+        <w:rPr>
+          <w:rFonts w:ascii="Bookman Old Style" w:hAnsi="Bookman Old Style" w:cs="Arial"/>
+          <w:b/>
+          <w:color w:val="000000"/>
+          <w:sz w:val="24"/>
+          <w:szCs w:val="24"/>
+          <w:lang w:val="sv-SE"/>
+        </w:rPr>
+        <w:t>${NAMA_LENGKAP}</w:t>
+      </w:r>
+      <w:r>
+        <w:rPr>
+          <w:rFonts w:ascii="Bookman Old Style" w:hAnsi="Bookman Old Style" w:cs="Arial"/>
+          <w:b/>
+          <w:color w:val="000000"/>
+          <w:sz w:val="24"/>
+          <w:szCs w:val="24"/>
+          <w:lang w:val="sv-SE"/>
+        </w:rPr>
+        <w:t xml:space="preserve">     </w:t>
       </w:r>
     </w:p>
     <w:p>
@@ -6580,7 +5083,7 @@
           <w:sz w:val="22"/>
           <w:szCs w:val="22"/>
         </w:rPr>
-        <w:t>3202401410050001</w:t>
+        <w:t>${NIK}</w:t>
       </w:r>
     </w:p>
     <w:p>
@@ -6624,7 +5127,17 @@
           <w:lang w:val="sv-SE"/>
         </w:rPr>
         <w:tab/>
-        <w:t>:  Sukabumi,</w:t>
+        <w:t xml:space="preserve">:  </w:t>
+      </w:r>
+      <w:r>
+        <w:rPr>
+          <w:rFonts w:ascii="Bookman Old Style" w:hAnsi="Bookman Old Style" w:cs="Arial"/>
+          <w:color w:val="000000"/>
+          <w:sz w:val="24"/>
+          <w:szCs w:val="24"/>
+          <w:lang w:val="sv-SE"/>
+        </w:rPr>
+        <w:t>${TTL}</w:t>
       </w:r>
       <w:r>
         <w:rPr>
@@ -6635,24 +5148,6 @@
         </w:rPr>
         <w:t xml:space="preserve"> </w:t>
       </w:r>
-      <w:r>
-        <w:rPr>
-          <w:rFonts w:ascii="Arial" w:hAnsi="Arial" w:cs="Arial"/>
-          <w:color w:val="000000"/>
-          <w:sz w:val="22"/>
-          <w:szCs w:val="22"/>
-        </w:rPr>
-        <w:t>14-10-2005</w:t>
-      </w:r>
-      <w:r>
-        <w:rPr>
-          <w:rFonts w:ascii="Arial" w:hAnsi="Arial" w:cs="Arial"/>
-          <w:color w:val="000000"/>
-          <w:sz w:val="18"/>
-          <w:szCs w:val="18"/>
-        </w:rPr>
-        <w:t xml:space="preserve"> </w:t>
-      </w:r>
     </w:p>
     <w:p>
       <w:pPr>
@@ -6696,7 +5191,7 @@
           <w:lang w:val="sv-SE"/>
         </w:rPr>
         <w:tab/>
-        <w:t xml:space="preserve">:  Laki-laki </w:t>
+        <w:t xml:space="preserve">:  ${JENIS_KELAMIN} </w:t>
       </w:r>
     </w:p>
     <w:p>
@@ -6753,7 +5248,7 @@
           <w:szCs w:val="22"/>
           <w:lang w:val="sv-SE"/>
         </w:rPr>
-        <w:t>MA Ash-Sholahiyah</w:t>
+        <w:t>${ASAL_SEKOLAH}</w:t>
       </w:r>
     </w:p>
     <w:p>
@@ -6796,7 +5291,6 @@
           <w:szCs w:val="24"/>
         </w:rPr>
       </w:pPr>
-      <w:proofErr w:type="spellStart"/>
       <w:r>
         <w:rPr>
           <w:rFonts w:ascii="Bookman Old Style" w:hAnsi="Bookman Old Style" w:cs="Arial"/>
@@ -6804,157 +5298,7 @@
           <w:sz w:val="24"/>
           <w:szCs w:val="24"/>
         </w:rPr>
-        <w:t>Menurut</w:t>
-      </w:r>
-      <w:proofErr w:type="spellEnd"/>
-      <w:r>
-        <w:rPr>
-          <w:rFonts w:ascii="Bookman Old Style" w:hAnsi="Bookman Old Style" w:cs="Arial"/>
-          <w:color w:val="000000"/>
-          <w:sz w:val="24"/>
-          <w:szCs w:val="24"/>
-        </w:rPr>
-        <w:t xml:space="preserve"> </w:t>
-      </w:r>
-      <w:proofErr w:type="spellStart"/>
-      <w:r>
-        <w:rPr>
-          <w:rFonts w:ascii="Bookman Old Style" w:hAnsi="Bookman Old Style" w:cs="Arial"/>
-          <w:color w:val="000000"/>
-          <w:sz w:val="24"/>
-          <w:szCs w:val="24"/>
-        </w:rPr>
-        <w:t>Pengakuannya</w:t>
-      </w:r>
-      <w:proofErr w:type="spellEnd"/>
-      <w:r>
-        <w:rPr>
-          <w:rFonts w:ascii="Bookman Old Style" w:hAnsi="Bookman Old Style" w:cs="Arial"/>
-          <w:color w:val="000000"/>
-          <w:sz w:val="24"/>
-          <w:szCs w:val="24"/>
-        </w:rPr>
-        <w:t xml:space="preserve"> dan </w:t>
-      </w:r>
-      <w:proofErr w:type="spellStart"/>
-      <w:r>
-        <w:rPr>
-          <w:rFonts w:ascii="Bookman Old Style" w:hAnsi="Bookman Old Style" w:cs="Arial"/>
-          <w:color w:val="000000"/>
-          <w:sz w:val="24"/>
-          <w:szCs w:val="24"/>
-        </w:rPr>
-        <w:t>sepanjang</w:t>
-      </w:r>
-      <w:proofErr w:type="spellEnd"/>
-      <w:r>
-        <w:rPr>
-          <w:rFonts w:ascii="Bookman Old Style" w:hAnsi="Bookman Old Style" w:cs="Arial"/>
-          <w:color w:val="000000"/>
-          <w:sz w:val="24"/>
-          <w:szCs w:val="24"/>
-        </w:rPr>
-        <w:t xml:space="preserve"> </w:t>
-      </w:r>
-      <w:proofErr w:type="spellStart"/>
-      <w:r>
-        <w:rPr>
-          <w:rFonts w:ascii="Bookman Old Style" w:hAnsi="Bookman Old Style" w:cs="Arial"/>
-          <w:color w:val="000000"/>
-          <w:sz w:val="24"/>
-          <w:szCs w:val="24"/>
-        </w:rPr>
-        <w:t>pengetahuan</w:t>
-      </w:r>
-      <w:proofErr w:type="spellEnd"/>
-      <w:r>
-        <w:rPr>
-          <w:rFonts w:ascii="Bookman Old Style" w:hAnsi="Bookman Old Style" w:cs="Arial"/>
-          <w:color w:val="000000"/>
-          <w:sz w:val="24"/>
-          <w:szCs w:val="24"/>
-        </w:rPr>
-        <w:t xml:space="preserve"> kami </w:t>
-      </w:r>
-      <w:proofErr w:type="spellStart"/>
-      <w:r>
-        <w:rPr>
-          <w:rFonts w:ascii="Bookman Old Style" w:hAnsi="Bookman Old Style" w:cs="Arial"/>
-          <w:color w:val="000000"/>
-          <w:sz w:val="24"/>
-          <w:szCs w:val="24"/>
-        </w:rPr>
-        <w:t>bahwa</w:t>
-      </w:r>
-      <w:proofErr w:type="spellEnd"/>
-      <w:r>
-        <w:rPr>
-          <w:rFonts w:ascii="Bookman Old Style" w:hAnsi="Bookman Old Style" w:cs="Arial"/>
-          <w:color w:val="000000"/>
-          <w:sz w:val="24"/>
-          <w:szCs w:val="24"/>
-        </w:rPr>
-        <w:t xml:space="preserve"> orang </w:t>
-      </w:r>
-      <w:proofErr w:type="spellStart"/>
-      <w:r>
-        <w:rPr>
-          <w:rFonts w:ascii="Bookman Old Style" w:hAnsi="Bookman Old Style" w:cs="Arial"/>
-          <w:color w:val="000000"/>
-          <w:sz w:val="24"/>
-          <w:szCs w:val="24"/>
-        </w:rPr>
-        <w:t>tersebut</w:t>
-      </w:r>
-      <w:proofErr w:type="spellEnd"/>
-      <w:r>
-        <w:rPr>
-          <w:rFonts w:ascii="Bookman Old Style" w:hAnsi="Bookman Old Style" w:cs="Arial"/>
-          <w:color w:val="000000"/>
-          <w:sz w:val="24"/>
-          <w:szCs w:val="24"/>
-        </w:rPr>
-        <w:t xml:space="preserve"> </w:t>
-      </w:r>
-      <w:proofErr w:type="spellStart"/>
-      <w:r>
-        <w:rPr>
-          <w:rFonts w:ascii="Bookman Old Style" w:hAnsi="Bookman Old Style" w:cs="Arial"/>
-          <w:color w:val="000000"/>
-          <w:sz w:val="24"/>
-          <w:szCs w:val="24"/>
-        </w:rPr>
-        <w:t>tergolong</w:t>
-      </w:r>
-      <w:proofErr w:type="spellEnd"/>
-      <w:r>
-        <w:rPr>
-          <w:rFonts w:ascii="Bookman Old Style" w:hAnsi="Bookman Old Style" w:cs="Arial"/>
-          <w:color w:val="000000"/>
-          <w:sz w:val="24"/>
-          <w:szCs w:val="24"/>
-        </w:rPr>
-        <w:t xml:space="preserve"> </w:t>
-      </w:r>
-      <w:proofErr w:type="spellStart"/>
-      <w:r>
-        <w:rPr>
-          <w:rFonts w:ascii="Bookman Old Style" w:hAnsi="Bookman Old Style" w:cs="Arial"/>
-          <w:color w:val="000000"/>
-          <w:sz w:val="24"/>
-          <w:szCs w:val="24"/>
-        </w:rPr>
-        <w:t>Keluarga</w:t>
-      </w:r>
-      <w:proofErr w:type="spellEnd"/>
-      <w:r>
-        <w:rPr>
-          <w:rFonts w:ascii="Bookman Old Style" w:hAnsi="Bookman Old Style" w:cs="Arial"/>
-          <w:color w:val="000000"/>
-          <w:sz w:val="24"/>
-          <w:szCs w:val="24"/>
-        </w:rPr>
-        <w:t xml:space="preserve"> Tidak Mampu. </w:t>
+        <w:t xml:space="preserve">Menurut Pengakuannya dan sepanjang pengetahuan kami bahwa orang tersebut tergolong Keluarga Tidak Mampu. </w:t>
       </w:r>
     </w:p>
     <w:p>
@@ -6972,7 +5316,6 @@
           <w:szCs w:val="24"/>
         </w:rPr>
       </w:pPr>
-      <w:proofErr w:type="spellStart"/>
       <w:r>
         <w:rPr>
           <w:rFonts w:ascii="Bookman Old Style" w:hAnsi="Bookman Old Style" w:cs="Arial"/>
@@ -6980,117 +5323,7 @@
           <w:sz w:val="24"/>
           <w:szCs w:val="24"/>
         </w:rPr>
-        <w:t>Keterangan</w:t>
-      </w:r>
-      <w:proofErr w:type="spellEnd"/>
-      <w:r>
-        <w:rPr>
-          <w:rFonts w:ascii="Bookman Old Style" w:hAnsi="Bookman Old Style" w:cs="Arial"/>
-          <w:color w:val="000000"/>
-          <w:sz w:val="24"/>
-          <w:szCs w:val="24"/>
-        </w:rPr>
-        <w:t xml:space="preserve"> </w:t>
-      </w:r>
-      <w:proofErr w:type="spellStart"/>
-      <w:r>
-        <w:rPr>
-          <w:rFonts w:ascii="Bookman Old Style" w:hAnsi="Bookman Old Style" w:cs="Arial"/>
-          <w:color w:val="000000"/>
-          <w:sz w:val="24"/>
-          <w:szCs w:val="24"/>
-        </w:rPr>
-        <w:t>ini</w:t>
-      </w:r>
-      <w:proofErr w:type="spellEnd"/>
-      <w:r>
-        <w:rPr>
-          <w:rFonts w:ascii="Bookman Old Style" w:hAnsi="Bookman Old Style" w:cs="Arial"/>
-          <w:color w:val="000000"/>
-          <w:sz w:val="24"/>
-          <w:szCs w:val="24"/>
-        </w:rPr>
-        <w:t xml:space="preserve"> </w:t>
-      </w:r>
-      <w:proofErr w:type="spellStart"/>
-      <w:r>
-        <w:rPr>
-          <w:rFonts w:ascii="Bookman Old Style" w:hAnsi="Bookman Old Style" w:cs="Arial"/>
-          <w:color w:val="000000"/>
-          <w:sz w:val="24"/>
-          <w:szCs w:val="24"/>
-        </w:rPr>
-        <w:t>dipergunakan</w:t>
-      </w:r>
-      <w:proofErr w:type="spellEnd"/>
-      <w:r>
-        <w:rPr>
-          <w:rFonts w:ascii="Bookman Old Style" w:hAnsi="Bookman Old Style" w:cs="Arial"/>
-          <w:color w:val="000000"/>
-          <w:sz w:val="24"/>
-          <w:szCs w:val="24"/>
-        </w:rPr>
-        <w:t xml:space="preserve"> </w:t>
-      </w:r>
-      <w:proofErr w:type="spellStart"/>
-      <w:r>
-        <w:rPr>
-          <w:rFonts w:ascii="Bookman Old Style" w:hAnsi="Bookman Old Style" w:cs="Arial"/>
-          <w:color w:val="000000"/>
-          <w:sz w:val="24"/>
-          <w:szCs w:val="24"/>
-        </w:rPr>
-        <w:t>untuk</w:t>
-      </w:r>
-      <w:proofErr w:type="spellEnd"/>
-      <w:r>
-        <w:rPr>
-          <w:rFonts w:ascii="Bookman Old Style" w:hAnsi="Bookman Old Style" w:cs="Arial"/>
-          <w:color w:val="000000"/>
-          <w:sz w:val="24"/>
-          <w:szCs w:val="24"/>
-        </w:rPr>
-        <w:t xml:space="preserve">   </w:t>
-      </w:r>
-      <w:proofErr w:type="spellStart"/>
-      <w:r>
-        <w:rPr>
-          <w:rFonts w:ascii="Bookman Old Style" w:hAnsi="Bookman Old Style" w:cs="Arial"/>
-          <w:color w:val="000000"/>
-          <w:sz w:val="24"/>
-          <w:szCs w:val="24"/>
-        </w:rPr>
-        <w:t>Melanjutkan</w:t>
-      </w:r>
-      <w:proofErr w:type="spellEnd"/>
-      <w:r>
-        <w:rPr>
-          <w:rFonts w:ascii="Bookman Old Style" w:hAnsi="Bookman Old Style" w:cs="Arial"/>
-          <w:color w:val="000000"/>
-          <w:sz w:val="24"/>
-          <w:szCs w:val="24"/>
-        </w:rPr>
-        <w:t xml:space="preserve"> </w:t>
-      </w:r>
-      <w:proofErr w:type="spellStart"/>
-      <w:r>
-        <w:rPr>
-          <w:rFonts w:ascii="Bookman Old Style" w:hAnsi="Bookman Old Style" w:cs="Arial"/>
-          <w:color w:val="000000"/>
-          <w:sz w:val="24"/>
-          <w:szCs w:val="24"/>
-        </w:rPr>
-        <w:t>sekolah</w:t>
-      </w:r>
-      <w:proofErr w:type="spellEnd"/>
-      <w:r>
-        <w:rPr>
-          <w:rFonts w:ascii="Bookman Old Style" w:hAnsi="Bookman Old Style" w:cs="Arial"/>
-          <w:color w:val="000000"/>
-          <w:sz w:val="24"/>
-          <w:szCs w:val="24"/>
-        </w:rPr>
-        <w:t xml:space="preserve"> </w:t>
+        <w:t xml:space="preserve">Keterangan ini dipergunakan untuk   Melanjutkan sekolah </w:t>
       </w:r>
     </w:p>
     <w:p>
@@ -7235,7 +5468,7 @@
           <w:szCs w:val="24"/>
           <w:lang w:val="sv-SE"/>
         </w:rPr>
-        <w:t xml:space="preserve">  Caringin, 08 Oktober   2019</w:t>
+        <w:t xml:space="preserve">  Caringin, ${TANGGAL_SEKARANG}</w:t>
       </w:r>
     </w:p>
     <w:p>
@@ -7258,7 +5491,7 @@
           <w:szCs w:val="24"/>
           <w:lang w:val="sv-SE"/>
         </w:rPr>
-        <w:t>Pj. KEPALA DESA CARINGIN</w:t>
+        <w:t>KEPALA DESA CARINGIN</w:t>
       </w:r>
     </w:p>
     <w:p>
@@ -7336,17 +5569,17 @@
           <w:u w:val="single"/>
           <w:lang w:val="sv-SE"/>
         </w:rPr>
-        <w:t>AJAT SUDRAJAT, S.I</w:t>
-      </w:r>
-      <w:r>
-        <w:rPr>
-          <w:rFonts w:ascii="Bookman Old Style" w:hAnsi="Bookman Old Style" w:cs="Arial"/>
-          <w:b/>
-          <w:color w:val="000000"/>
-          <w:szCs w:val="24"/>
-          <w:lang w:val="sv-SE"/>
-        </w:rPr>
-        <w:t>P</w:t>
+        <w:t>${KEPALA_DESA}</w:t>
+      </w:r>
+      <w:r>
+        <w:rPr>
+          <w:rFonts w:ascii="Bookman Old Style" w:hAnsi="Bookman Old Style" w:cs="Arial"/>
+          <w:b/>
+          <w:color w:val="000000"/>
+          <w:szCs w:val="24"/>
+          <w:lang w:val="sv-SE"/>
+        </w:rPr>
+        <w:t> </w:t>
       </w:r>
     </w:p>
     <w:p>
@@ -7371,7 +5604,7 @@
           <w:szCs w:val="24"/>
           <w:lang w:val="sv-SE"/>
         </w:rPr>
-        <w:t>Nip  :  197105252009061001</w:t>
+        <w:t> </w:t>
       </w:r>
     </w:p>
     <w:p>
@@ -7731,7 +5964,6 @@
         <w:tblpPr w:leftFromText="180" w:rightFromText="180" w:vertAnchor="text" w:tblpXSpec="right" w:tblpY="1"/>
         <w:tblOverlap w:val="never"/>
         <w:tblW w:w="0" w:type="auto"/>
-        <w:tblInd w:w="0" w:type="dxa"/>
         <w:tblBorders>
           <w:bottom w:val="single" w:sz="4" w:space="0" w:color="auto"/>
         </w:tblBorders>
@@ -7760,7 +5992,6 @@
                 <w:szCs w:val="24"/>
               </w:rPr>
             </w:pPr>
-            <w:proofErr w:type="spellStart"/>
             <w:r>
               <w:rPr>
                 <w:rFonts w:ascii="Arial" w:hAnsi="Arial" w:cs="Arial"/>
@@ -7768,17 +5999,7 @@
                 <w:sz w:val="24"/>
                 <w:szCs w:val="24"/>
               </w:rPr>
-              <w:t>Dikeluarkan</w:t>
-            </w:r>
-            <w:proofErr w:type="spellEnd"/>
-            <w:r>
-              <w:rPr>
-                <w:rFonts w:ascii="Arial" w:hAnsi="Arial" w:cs="Arial"/>
-                <w:b/>
-                <w:sz w:val="24"/>
-                <w:szCs w:val="24"/>
-              </w:rPr>
-              <w:t xml:space="preserve"> di</w:t>
+              <w:t>Dikeluarkan di</w:t>
             </w:r>
           </w:p>
           <w:p>
@@ -7797,19 +6018,8 @@
                 <w:sz w:val="24"/>
                 <w:szCs w:val="24"/>
               </w:rPr>
-              <w:t xml:space="preserve">Pada </w:t>
+              <w:t>Pada Tanggal</w:t>
             </w:r>
-            <w:proofErr w:type="spellStart"/>
-            <w:r>
-              <w:rPr>
-                <w:rFonts w:ascii="Arial" w:hAnsi="Arial" w:cs="Arial"/>
-                <w:b/>
-                <w:sz w:val="24"/>
-                <w:szCs w:val="24"/>
-              </w:rPr>
-              <w:t>Tanggal</w:t>
-            </w:r>
-            <w:proofErr w:type="spellEnd"/>
           </w:p>
         </w:tc>
         <w:tc>
@@ -7905,7 +6115,7 @@
                 <w:sz w:val="24"/>
                 <w:szCs w:val="24"/>
               </w:rPr>
-              <w:t>13 Juli   2017</w:t>
+              <w:t>${TANGGAL_SEKARANG}</w:t>
             </w:r>
           </w:p>
         </w:tc>
@@ -8091,7 +6301,7 @@
                 <w:szCs w:val="24"/>
                 <w:lang w:val="sv-SE"/>
               </w:rPr>
-              <w:t xml:space="preserve">EMAN HERMANSYAH,SE          </w:t>
+              <w:t xml:space="preserve">${SEKRETARIS_DESA}          </w:t>
             </w:r>
           </w:p>
         </w:tc>
@@ -8553,7 +6763,7 @@
     <w:lsdException w:name="HTML Sample" w:semiHidden="1" w:unhideWhenUsed="1"/>
     <w:lsdException w:name="HTML Typewriter" w:semiHidden="1" w:unhideWhenUsed="1"/>
     <w:lsdException w:name="HTML Variable" w:semiHidden="1" w:unhideWhenUsed="1"/>
-    <w:lsdException w:name="Normal Table" w:unhideWhenUsed="1"/>
+    <w:lsdException w:name="Normal Table" w:semiHidden="1" w:unhideWhenUsed="1"/>
     <w:lsdException w:name="annotation subject" w:semiHidden="1" w:unhideWhenUsed="1"/>
     <w:lsdException w:name="No List" w:semiHidden="1" w:unhideWhenUsed="1"/>
     <w:lsdException w:name="Outline List 1" w:semiHidden="1" w:unhideWhenUsed="1"/>
@@ -8602,7 +6812,6 @@
     <w:lsdException w:name="Table Web 2" w:semiHidden="1" w:unhideWhenUsed="1"/>
     <w:lsdException w:name="Table Web 3" w:semiHidden="1" w:unhideWhenUsed="1"/>
     <w:lsdException w:name="Balloon Text" w:unhideWhenUsed="1"/>
-    <w:lsdException w:name="Table Grid" w:unhideWhenUsed="1"/>
     <w:lsdException w:name="Table Theme" w:semiHidden="1" w:unhideWhenUsed="1"/>
     <w:lsdException w:name="Placeholder Text" w:semiHidden="1" w:unhideWhenUsed="1"/>
     <w:lsdException w:name="No Spacing" w:qFormat="1"/>
@@ -8954,13 +7163,17 @@
   </w:style>
   <w:style w:type="character" w:default="1" w:styleId="DefaultParagraphFont">
     <w:name w:val="Default Paragraph Font"/>
+    <w:uiPriority w:val="1"/>
     <w:semiHidden/>
+    <w:unhideWhenUsed/>
   </w:style>
   <w:style w:type="table" w:default="1" w:styleId="TableNormal">
     <w:name w:val="Normal Table"/>
     <w:uiPriority w:val="99"/>
+    <w:semiHidden/>
     <w:unhideWhenUsed/>
     <w:tblPr>
+      <w:tblInd w:w="0" w:type="dxa"/>
       <w:tblCellMar>
         <w:top w:w="0" w:type="dxa"/>
         <w:left w:w="108" w:type="dxa"/>
